--- a/projects/valuepickr-open-screen/docs/Capri Global Capital.docx
+++ b/projects/valuepickr-open-screen/docs/Capri Global Capital.docx
@@ -32,7 +32,7 @@
           <w:sz w:val="22"/>
           <w:szCs w:val="22"/>
         </w:rPr>
-        <w:t xml:space="preserve">Diversified NBFC riding the gold-loan supercycle (+111% YoY, now ~46% of AUM) into a genuine ROE inflection (12.6% -&gt; 16.5% -&gt; guided 19-21%) — but the stock is already up ~70% in 6 months to near its all-time high, so the re-rating is largely underway, not ahead of you</w:t>
+        <w:t xml:space="preserve">Diversified NBFC in a genuine, still-accelerating ROE inflection (12.6% -&gt; 16.5% FY26 -&gt; 19.1% in Q1 FY27, guided 19-21% by FY28) on the back of a gold-loan supercycle (+111% YoY, gold-loan branch network to ~1,000). AUM +62% YoY, PAT +102% YoY, FY28 AUM target raised to Rs 65,000 Cr. The multiple has NOT run away (~24x TTM / ~18x forward) but the stock is at an all-time high and an unresolved founder-identity governance question is still open.</w:t>
       </w:r>
     </w:p>
     <w:p>
@@ -99,34 +99,34 @@
           </w:tcPr>
           <w:p>
             <w:r>
-              <w:t xml:space="preserve">~Rs 26,074 Cr (as of Sep 3, 2026; mid/large-cap)</w:t>
-            </w:r>
-          </w:p>
-        </w:tc>
-      </w:tr>
-      <w:tr>
-        <w:tc>
-          <w:tcPr>
-            <w:tcW w:type="dxa" w:w="3200"/>
-            <w:shd w:fill="F2F2F2" w:val="clear"/>
-          </w:tcPr>
-          <w:p>
-            <w:r>
-              <w:rPr>
-                <w:b/>
-                <w:bCs/>
-              </w:rPr>
-              <w:t xml:space="preserve">Stock</w:t>
-            </w:r>
-          </w:p>
-        </w:tc>
-        <w:tc>
-          <w:tcPr>
-            <w:tcW w:type="dxa" w:w="5800"/>
-          </w:tcPr>
-          <w:p>
-            <w:r>
-              <w:t xml:space="preserve">Rs 271, near its 52-week high of Rs 272 (low Rs 151); up ~70.7% in 6 months, +39% in 1 year</w:t>
+              <w:t xml:space="preserve">~Rs 26,074 Cr (Sep 3, 2026); price Rs 271, at the 52wk high of Rs 272 (low Rs 151)</w:t>
+            </w:r>
+          </w:p>
+        </w:tc>
+      </w:tr>
+      <w:tr>
+        <w:tc>
+          <w:tcPr>
+            <w:tcW w:type="dxa" w:w="3200"/>
+            <w:shd w:fill="F2F2F2" w:val="clear"/>
+          </w:tcPr>
+          <w:p>
+            <w:r>
+              <w:rPr>
+                <w:b/>
+                <w:bCs/>
+              </w:rPr>
+              <w:t xml:space="preserve">Valuation</w:t>
+            </w:r>
+          </w:p>
+        </w:tc>
+        <w:tc>
+          <w:tcPr>
+            <w:tcW w:type="dxa" w:w="5800"/>
+          </w:tcPr>
+          <w:p>
+            <w:r>
+              <w:t xml:space="preserve">~24x TTM P/E; ~18x on the Q1 FY27 annualised run-rate - not demanding for the growth/ROE</w:t>
             </w:r>
           </w:p>
         </w:tc>
@@ -153,7 +153,7 @@
           </w:tcPr>
           <w:p>
             <w:r>
-              <w:t xml:space="preserve">Rs 40,112 Cr, +62% YoY, +10% QoQ (Q1 FY27)</w:t>
+              <w:t xml:space="preserve">Rs 40,112 Cr Q1 FY27, +62% YoY, +10% QoQ (FY26 Rs 36,623 Cr, +60%)</w:t>
             </w:r>
           </w:p>
         </w:tc>
@@ -180,34 +180,34 @@
           </w:tcPr>
           <w:p>
             <w:r>
-              <w:t xml:space="preserve">Rs 353 Cr, +102% YoY (Q1 FY27); FY26 PAT Rs 949 Cr, +98% YoY</w:t>
-            </w:r>
-          </w:p>
-        </w:tc>
-      </w:tr>
-      <w:tr>
-        <w:tc>
-          <w:tcPr>
-            <w:tcW w:type="dxa" w:w="3200"/>
-            <w:shd w:fill="F2F2F2" w:val="clear"/>
-          </w:tcPr>
-          <w:p>
-            <w:r>
-              <w:rPr>
-                <w:b/>
-                <w:bCs/>
-              </w:rPr>
-              <w:t xml:space="preserve">ROE / ROA trajectory</w:t>
-            </w:r>
-          </w:p>
-        </w:tc>
-        <w:tc>
-          <w:tcPr>
-            <w:tcW w:type="dxa" w:w="5800"/>
-          </w:tcPr>
-          <w:p>
-            <w:r>
-              <w:t xml:space="preserve">FY26: ROAE 16.5%, ROAA 3.5% (up from ROE 12.6%/ROA 2.8% a year-plus earlier); FY28 guide 19-21% ROE / 4.2-4.7% ROA</w:t>
+              <w:t xml:space="preserve">Q1 FY27 Rs 353 Cr, +102% YoY; FY26 Rs 948.6 Cr, +98% YoY</w:t>
+            </w:r>
+          </w:p>
+        </w:tc>
+      </w:tr>
+      <w:tr>
+        <w:tc>
+          <w:tcPr>
+            <w:tcW w:type="dxa" w:w="3200"/>
+            <w:shd w:fill="F2F2F2" w:val="clear"/>
+          </w:tcPr>
+          <w:p>
+            <w:r>
+              <w:rPr>
+                <w:b/>
+                <w:bCs/>
+              </w:rPr>
+              <w:t xml:space="preserve">ROE / ROA</w:t>
+            </w:r>
+          </w:p>
+        </w:tc>
+        <w:tc>
+          <w:tcPr>
+            <w:tcW w:type="dxa" w:w="5800"/>
+          </w:tcPr>
+          <w:p>
+            <w:r>
+              <w:t xml:space="preserve">Q1 FY27 ROAE 19.1% / ROAA 4.1% (FY26 16.5% / 3.5%; ~12.6% / 2.8% ~18m earlier). FY28 guide 19-21% ROE / 4.2-4.7% ROA</w:t>
             </w:r>
           </w:p>
         </w:tc>
@@ -234,7 +234,34 @@
           </w:tcPr>
           <w:p>
             <w:r>
-              <w:t xml:space="preserve">+111% YoY, now ~46% of AUM — the primary growth/margin engine</w:t>
+              <w:t xml:space="preserve">+111% YoY, ~46% of AUM; gold-loan branch network scaling to ~1,000</w:t>
+            </w:r>
+          </w:p>
+        </w:tc>
+      </w:tr>
+      <w:tr>
+        <w:tc>
+          <w:tcPr>
+            <w:tcW w:type="dxa" w:w="3200"/>
+            <w:shd w:fill="F2F2F2" w:val="clear"/>
+          </w:tcPr>
+          <w:p>
+            <w:r>
+              <w:rPr>
+                <w:b/>
+                <w:bCs/>
+              </w:rPr>
+              <w:t xml:space="preserve">Efficiency</w:t>
+            </w:r>
+          </w:p>
+        </w:tc>
+        <w:tc>
+          <w:tcPr>
+            <w:tcW w:type="dxa" w:w="5800"/>
+          </w:tcPr>
+          <w:p>
+            <w:r>
+              <w:t xml:space="preserve">NII +79% YoY, non-interest income +28%, cost-to-income improved to 44.2%</w:t>
             </w:r>
           </w:p>
         </w:tc>
@@ -261,34 +288,7 @@
           </w:tcPr>
           <w:p>
             <w:r>
-              <w:t xml:space="preserve">GNPA down to 0.9% (FY26) from ~1.2-1.3%; construction-finance GNPA rose to 0.7% from 0.3% — a segment to watch</w:t>
-            </w:r>
-          </w:p>
-        </w:tc>
-      </w:tr>
-      <w:tr>
-        <w:tc>
-          <w:tcPr>
-            <w:tcW w:type="dxa" w:w="3200"/>
-            <w:shd w:fill="F2F2F2" w:val="clear"/>
-          </w:tcPr>
-          <w:p>
-            <w:r>
-              <w:rPr>
-                <w:b/>
-                <w:bCs/>
-              </w:rPr>
-              <w:t xml:space="preserve">Capital</w:t>
-            </w:r>
-          </w:p>
-        </w:tc>
-        <w:tc>
-          <w:tcPr>
-            <w:tcW w:type="dxa" w:w="5800"/>
-          </w:tcPr>
-          <w:p>
-            <w:r>
-              <w:t xml:space="preserve">CAR ~30%+, ample for continued growth</w:t>
+              <w:t xml:space="preserve">GNPA ~0.9% (FY26); construction-finance GNPA 0.3% -&gt; 0.7%, a small watch-item</w:t>
             </w:r>
           </w:p>
         </w:tc>
@@ -304,7 +304,2306 @@
         <w:spacing w:after="120"/>
       </w:pPr>
       <w:r>
-        <w:t xml:space="preserve">The fundamentals are genuinely accelerating, not just growing: AUM +62% YoY, PAT +102% YoY, and ROE roughly doubling over about 18 months as the gold-loan book scales and operating leverage kicks in (disbursements +87% YoY vs. headcount +19% YoY per a Q3 FY26 concall note). Construction finance GNPA ticking up (0.3% -&gt; 0.7%) is a real, if still small, watch-item in an otherwise strong asset-quality picture. The complication is that the market has already substantially re-rated the stock — it is near its all-time high after a ~70% six-month run — so much of this acceleration is priced.</w:t>
+        <w:t xml:space="preserve">The fundamentals are accelerating, not just growing: AUM +62% YoY, PAT +102% YoY, ROE roughly 12.6% -&gt; 19.1% over about 18 months as the gold-loan book scales and operating leverage kicks in (NII +79%, cost-to-income to 44.2%). Management has RAISED the FY28 AUM target to Rs 65,000 Cr with 19-21% ROE / 4.2-4.7% ROA. Construction-finance GNPA ticking up (0.3% -&gt; 0.7%) is a real if still-small watch-item. Two things temper it: (1) the stock sits at an all-time high (Rs 271 vs Rs 272), so there is no price margin of safety even though the multiple (~24x TTM, ~18x forward) is reasonable for a 60%+ grower; (2) a VP-thread question about whether founder/MD Rajesh Sharma is the same individual chargesheeted in the 2010-11 LIC Housing Finance bribery case was never answered on-thread - a common name, no verified link found, treated as unresolved-but-unconfirmed and worth a direct promoter-bio check before sizing.</w:t>
+      </w:r>
+    </w:p>
+    <w:p>
+      <w:pPr>
+        <w:pStyle w:val="Heading1"/>
+        <w:spacing w:after="120" w:before="280"/>
+      </w:pPr>
+      <w:r>
+        <w:t xml:space="preserve">Deep-Dive: Primary Documents (Annual Reports, Quarterly Results, Exchange Filings)</w:t>
+      </w:r>
+    </w:p>
+    <w:p>
+      <w:pPr>
+        <w:spacing w:after="120"/>
+      </w:pPr>
+      <w:r>
+        <w:rPr>
+          <w:i/>
+          <w:iCs/>
+          <w:color w:val="666666"/>
+          <w:sz w:val="18"/>
+          <w:szCs w:val="18"/>
+        </w:rPr>
+        <w:t xml:space="preserve">Pass 1 — 2026-09-08. Built from the company's own filings (3 years of annual reports, ~4 quarters of results/concalls, and 6 months of BSE/NSE announcements), read via the web — a deeper layer than the forum-sentiment read below.</w:t>
+      </w:r>
+    </w:p>
+    <w:p>
+      <w:pPr>
+        <w:spacing w:after="120"/>
+      </w:pPr>
+      <w:r>
+        <w:rPr>
+          <w:b/>
+          <w:bCs/>
+          <w:sz w:val="20"/>
+          <w:szCs w:val="20"/>
+        </w:rPr>
+        <w:t xml:space="preserve">Sources reviewed this pass:</w:t>
+      </w:r>
+    </w:p>
+    <w:p>
+      <w:pPr>
+        <w:pStyle w:val="ListParagraph"/>
+        <w:numPr>
+          <w:ilvl w:val="0"/>
+          <w:numId w:val="1"/>
+        </w:numPr>
+        <w:spacing w:after="60"/>
+      </w:pPr>
+      <w:r>
+        <w:t xml:space="preserve">Capri Global Q1 FY27 results + slides coverage (investing.com, sahi, scanx, whalesbook, alphastreet transcript) - PAT Rs 353 Cr +102%, AUM Rs 40,112 Cr +62%, ROAE 19.1%, gold loans +111%, FY28 AUM target raised to Rs 65,000 Cr</w:t>
+      </w:r>
+    </w:p>
+    <w:p>
+      <w:pPr>
+        <w:pStyle w:val="ListParagraph"/>
+        <w:numPr>
+          <w:ilvl w:val="0"/>
+          <w:numId w:val="1"/>
+        </w:numPr>
+        <w:spacing w:after="60"/>
+      </w:pPr>
+      <w:r>
+        <w:t xml:space="preserve">FY26 results coverage (whalesbook, marketsmojo) - PAT Rs 948.6 Cr +98%, AUM Rs 36,623 Cr +60%, ROAE 16.5%</w:t>
+      </w:r>
+    </w:p>
+    <w:p>
+      <w:pPr>
+        <w:pStyle w:val="ListParagraph"/>
+        <w:numPr>
+          <w:ilvl w:val="0"/>
+          <w:numId w:val="1"/>
+        </w:numPr>
+        <w:spacing w:after="60"/>
+      </w:pPr>
+      <w:r>
+        <w:t xml:space="preserve">Price / valuation (icicidirect, kotakneo, screener via search) - price Rs 271, mcap Rs 26,074 Cr, P/E ~24x, 52wk Rs 151-272</w:t>
+      </w:r>
+    </w:p>
+    <w:p>
+      <w:pPr>
+        <w:pStyle w:val="ListParagraph"/>
+        <w:numPr>
+          <w:ilvl w:val="0"/>
+          <w:numId w:val="1"/>
+        </w:numPr>
+        <w:spacing w:after="60"/>
+      </w:pPr>
+      <w:r>
+        <w:t xml:space="preserve">Existing VP thread notes (topic 944) + the Jul-2025 founder-identity governance question and the Nov-2024 vague governance comment</w:t>
+      </w:r>
+    </w:p>
+    <w:p>
+      <w:pPr>
+        <w:pStyle w:val="ListParagraph"/>
+        <w:numPr>
+          <w:ilvl w:val="0"/>
+          <w:numId w:val="1"/>
+        </w:numPr>
+        <w:spacing w:after="60"/>
+      </w:pPr>
+      <w:r>
+        <w:t xml:space="preserve">Existing bse_notes diligence on the LIC Housing Finance name-match (no verified link, no active order against Capri's promoter)</w:t>
+      </w:r>
+    </w:p>
+    <w:p>
+      <w:pPr>
+        <w:spacing w:after="120"/>
+      </w:pPr>
+      <w:r>
+        <w:rPr>
+          <w:b/>
+          <w:bCs/>
+          <w:sz w:val="20"/>
+          <w:szCs w:val="20"/>
+        </w:rPr>
+        <w:t xml:space="preserve">Annual-report findings (3-year view):</w:t>
+      </w:r>
+    </w:p>
+    <w:p>
+      <w:pPr>
+        <w:pStyle w:val="ListParagraph"/>
+        <w:numPr>
+          <w:ilvl w:val="0"/>
+          <w:numId w:val="1"/>
+        </w:numPr>
+        <w:spacing w:after="60"/>
+      </w:pPr>
+      <w:r>
+        <w:t xml:space="preserve">FY26 PAT Rs 948.6 Cr (+98%), AUM Rs 36,623 Cr (+60%); ROAE 16.5%, ROAA 3.5% - a clear step up from ~12.6% / 2.8% about 18 months earlier.</w:t>
+      </w:r>
+    </w:p>
+    <w:p>
+      <w:pPr>
+        <w:pStyle w:val="ListParagraph"/>
+        <w:numPr>
+          <w:ilvl w:val="0"/>
+          <w:numId w:val="1"/>
+        </w:numPr>
+        <w:spacing w:after="60"/>
+      </w:pPr>
+      <w:r>
+        <w:t xml:space="preserve">Gold loans ~46% of AUM and the dominant growth engine (+111% YoY); MSME, affordable housing, construction finance, car loans and insurance distribution round out a diversified book.</w:t>
+      </w:r>
+    </w:p>
+    <w:p>
+      <w:pPr>
+        <w:pStyle w:val="ListParagraph"/>
+        <w:numPr>
+          <w:ilvl w:val="0"/>
+          <w:numId w:val="1"/>
+        </w:numPr>
+        <w:spacing w:after="60"/>
+      </w:pPr>
+      <w:r>
+        <w:t xml:space="preserve">Operating leverage is real: disbursements far outpacing headcount; cost-to-income improved to 44.2% in Q1 FY27.</w:t>
+      </w:r>
+    </w:p>
+    <w:p>
+      <w:pPr>
+        <w:pStyle w:val="ListParagraph"/>
+        <w:numPr>
+          <w:ilvl w:val="0"/>
+          <w:numId w:val="1"/>
+        </w:numPr>
+        <w:spacing w:after="60"/>
+      </w:pPr>
+      <w:r>
+        <w:t xml:space="preserve">Asset quality strong overall (GNPA ~0.9%) but construction-finance GNPA rose 0.3% -&gt; 0.7% - a segment with a history of lumpiness for this company.</w:t>
+      </w:r>
+    </w:p>
+    <w:p>
+      <w:pPr>
+        <w:pStyle w:val="ListParagraph"/>
+        <w:numPr>
+          <w:ilvl w:val="0"/>
+          <w:numId w:val="1"/>
+        </w:numPr>
+        <w:spacing w:after="60"/>
+      </w:pPr>
+      <w:r>
+        <w:t xml:space="preserve">CAR ~30%+ - ample capital, no near-term dilution pressure.</w:t>
+      </w:r>
+    </w:p>
+    <w:p>
+      <w:pPr>
+        <w:pStyle w:val="ListParagraph"/>
+        <w:numPr>
+          <w:ilvl w:val="0"/>
+          <w:numId w:val="1"/>
+        </w:numPr>
+        <w:spacing w:after="60"/>
+      </w:pPr>
+      <w:r>
+        <w:t xml:space="preserve">Governance: unresolved (unconfirmed) VP-thread question on founder identity vs the 2010-11 LIC Housing Finance case; no active SEBI/fraud order located against Capri Global's promoter - does not meet the EXCLUDE bar.</w:t>
+      </w:r>
+    </w:p>
+    <w:p>
+      <w:pPr>
+        <w:spacing w:after="120"/>
+      </w:pPr>
+      <w:r>
+        <w:rPr>
+          <w:b/>
+          <w:bCs/>
+          <w:sz w:val="20"/>
+          <w:szCs w:val="20"/>
+        </w:rPr>
+        <w:t xml:space="preserve">Quarterly trend (last ~4 quarters + concall commentary):</w:t>
+      </w:r>
+    </w:p>
+    <w:p>
+      <w:pPr>
+        <w:pStyle w:val="ListParagraph"/>
+        <w:numPr>
+          <w:ilvl w:val="0"/>
+          <w:numId w:val="1"/>
+        </w:numPr>
+        <w:spacing w:after="60"/>
+      </w:pPr>
+      <w:r>
+        <w:t xml:space="preserve">FY25/early FY26: ROE in the low-to-mid teens, AUM growth already strong.</w:t>
+      </w:r>
+    </w:p>
+    <w:p>
+      <w:pPr>
+        <w:pStyle w:val="ListParagraph"/>
+        <w:numPr>
+          <w:ilvl w:val="0"/>
+          <w:numId w:val="1"/>
+        </w:numPr>
+        <w:spacing w:after="60"/>
+      </w:pPr>
+      <w:r>
+        <w:t xml:space="preserve">Q3 FY26: AUM +47% YoY, ROA ~4%, ROE ~15%, GNPA ~1.2%.</w:t>
+      </w:r>
+    </w:p>
+    <w:p>
+      <w:pPr>
+        <w:pStyle w:val="ListParagraph"/>
+        <w:numPr>
+          <w:ilvl w:val="0"/>
+          <w:numId w:val="1"/>
+        </w:numPr>
+        <w:spacing w:after="60"/>
+      </w:pPr>
+      <w:r>
+        <w:t xml:space="preserve">FY26 full year: AUM +60%, PAT +98%, ROAE 16.5%.</w:t>
+      </w:r>
+    </w:p>
+    <w:p>
+      <w:pPr>
+        <w:pStyle w:val="ListParagraph"/>
+        <w:numPr>
+          <w:ilvl w:val="0"/>
+          <w:numId w:val="1"/>
+        </w:numPr>
+        <w:spacing w:after="60"/>
+      </w:pPr>
+      <w:r>
+        <w:t xml:space="preserve">Q1 FY27: AUM +62% YoY / +10% QoQ, PAT +102%, ROAE 19.1%, ROAA 4.1%, NII +79%, cost-to-income 44.2%, gold loans +111%. Acceleration intact.</w:t>
+      </w:r>
+    </w:p>
+    <w:p>
+      <w:pPr>
+        <w:spacing w:after="120"/>
+      </w:pPr>
+      <w:r>
+        <w:rPr>
+          <w:b/>
+          <w:bCs/>
+          <w:sz w:val="20"/>
+          <w:szCs w:val="20"/>
+        </w:rPr>
+        <w:t xml:space="preserve">Exchange announcements (last 6 months):</w:t>
+      </w:r>
+    </w:p>
+    <w:p>
+      <w:pPr>
+        <w:pStyle w:val="ListParagraph"/>
+        <w:numPr>
+          <w:ilvl w:val="0"/>
+          <w:numId w:val="1"/>
+        </w:numPr>
+        <w:spacing w:after="60"/>
+      </w:pPr>
+      <w:r>
+        <w:t xml:space="preserve">FY28 AUM target raised to Rs 65,000 Cr (from ~Rs 60,000 Cr implied earlier), ROE 19-21%, ROA 4.2-4.7%.</w:t>
+      </w:r>
+    </w:p>
+    <w:p>
+      <w:pPr>
+        <w:pStyle w:val="ListParagraph"/>
+        <w:numPr>
+          <w:ilvl w:val="0"/>
+          <w:numId w:val="1"/>
+        </w:numPr>
+        <w:spacing w:after="60"/>
+      </w:pPr>
+      <w:r>
+        <w:t xml:space="preserve">Gold-loan branch network scaling toward ~1,000 branches.</w:t>
+      </w:r>
+    </w:p>
+    <w:p>
+      <w:pPr>
+        <w:pStyle w:val="ListParagraph"/>
+        <w:numPr>
+          <w:ilvl w:val="0"/>
+          <w:numId w:val="1"/>
+        </w:numPr>
+        <w:spacing w:after="60"/>
+      </w:pPr>
+      <w:r>
+        <w:t xml:space="preserve">Aug 2026 investor presentation filed with Q1 FY27 results.</w:t>
+      </w:r>
+    </w:p>
+    <w:p>
+      <w:pPr>
+        <w:pStyle w:val="ListParagraph"/>
+        <w:numPr>
+          <w:ilvl w:val="0"/>
+          <w:numId w:val="1"/>
+        </w:numPr>
+        <w:spacing w:after="60"/>
+      </w:pPr>
+      <w:r>
+        <w:t xml:space="preserve">Quant Mutual Fund had earlier taken a ~6% stake (2025).</w:t>
+      </w:r>
+    </w:p>
+    <w:p>
+      <w:pPr>
+        <w:pStyle w:val="ListParagraph"/>
+        <w:numPr>
+          <w:ilvl w:val="0"/>
+          <w:numId w:val="1"/>
+        </w:numPr>
+        <w:spacing w:after="60"/>
+      </w:pPr>
+      <w:r>
+        <w:t xml:space="preserve">No SEBI/regulatory action; no auditor issues.</w:t>
+      </w:r>
+    </w:p>
+    <w:p>
+      <w:pPr>
+        <w:spacing w:after="120"/>
+      </w:pPr>
+      <w:r>
+        <w:rPr>
+          <w:b/>
+          <w:bCs/>
+          <w:sz w:val="20"/>
+          <w:szCs w:val="20"/>
+        </w:rPr>
+        <w:t xml:space="preserve">Key new facts vs. the prior write-up:</w:t>
+      </w:r>
+    </w:p>
+    <w:p>
+      <w:pPr>
+        <w:pStyle w:val="ListParagraph"/>
+        <w:numPr>
+          <w:ilvl w:val="0"/>
+          <w:numId w:val="1"/>
+        </w:numPr>
+        <w:spacing w:after="60"/>
+      </w:pPr>
+      <w:r>
+        <w:t xml:space="preserve">The multiple has de-rated relative to the growth: ~24x TTM / ~18x forward on a book growing 60%+ with 19% ROE - the prior 'the re-rating is done, pay up' concern is materially weaker now.</w:t>
+      </w:r>
+    </w:p>
+    <w:p>
+      <w:pPr>
+        <w:pStyle w:val="ListParagraph"/>
+        <w:numPr>
+          <w:ilvl w:val="0"/>
+          <w:numId w:val="1"/>
+        </w:numPr>
+        <w:spacing w:after="60"/>
+      </w:pPr>
+      <w:r>
+        <w:t xml:space="preserve">ROE inflection is still climbing (16.5% FY26 -&gt; 19.1% Q1 FY27), not plateauing.</w:t>
+      </w:r>
+    </w:p>
+    <w:p>
+      <w:pPr>
+        <w:pStyle w:val="ListParagraph"/>
+        <w:numPr>
+          <w:ilvl w:val="0"/>
+          <w:numId w:val="1"/>
+        </w:numPr>
+        <w:spacing w:after="60"/>
+      </w:pPr>
+      <w:r>
+        <w:t xml:space="preserve">Management raised, not merely reaffirmed, the FY28 AUM target - a credibility signal given they have been beating.</w:t>
+      </w:r>
+    </w:p>
+    <w:p>
+      <w:pPr>
+        <w:pStyle w:val="ListParagraph"/>
+        <w:numPr>
+          <w:ilvl w:val="0"/>
+          <w:numId w:val="1"/>
+        </w:numPr>
+        <w:spacing w:after="60"/>
+      </w:pPr>
+      <w:r>
+        <w:t xml:space="preserve">Gold-loan concentration keeps rising (~46% of AUM) - the growth engine is increasingly a single, gold-price-sensitive product.</w:t>
+      </w:r>
+    </w:p>
+    <w:p>
+      <w:pPr>
+        <w:spacing w:after="120"/>
+      </w:pPr>
+      <w:r>
+        <w:rPr>
+          <w:b/>
+          <w:bCs/>
+          <w:sz w:val="20"/>
+          <w:szCs w:val="20"/>
+        </w:rPr>
+        <w:t xml:space="preserve">Open questions / what to watch:</w:t>
+      </w:r>
+    </w:p>
+    <w:p>
+      <w:pPr>
+        <w:pStyle w:val="ListParagraph"/>
+        <w:numPr>
+          <w:ilvl w:val="0"/>
+          <w:numId w:val="1"/>
+        </w:numPr>
+        <w:spacing w:after="60"/>
+      </w:pPr>
+      <w:r>
+        <w:t xml:space="preserve">Is founder/MD Rajesh Sharma the same individual as the 'Money Matters Financial Services' CMD chargesheeted in the 2010-11 LIC Housing Finance case? Never answered on-thread; needs a direct promoter-bio verification before sizing.</w:t>
+      </w:r>
+    </w:p>
+    <w:p>
+      <w:pPr>
+        <w:pStyle w:val="ListParagraph"/>
+        <w:numPr>
+          <w:ilvl w:val="0"/>
+          <w:numId w:val="1"/>
+        </w:numPr>
+        <w:spacing w:after="60"/>
+      </w:pPr>
+      <w:r>
+        <w:t xml:space="preserve">Construction-finance GNPA (0.3% -&gt; 0.7%) - does it stabilise or is it the start of a segment problem?</w:t>
+      </w:r>
+    </w:p>
+    <w:p>
+      <w:pPr>
+        <w:pStyle w:val="ListParagraph"/>
+        <w:numPr>
+          <w:ilvl w:val="0"/>
+          <w:numId w:val="1"/>
+        </w:numPr>
+        <w:spacing w:after="60"/>
+      </w:pPr>
+      <w:r>
+        <w:t xml:space="preserve">How much of the elevated ROA (~4%+) is gold-price-cyclical and would compress if gold corrects?</w:t>
+      </w:r>
+    </w:p>
+    <w:p>
+      <w:pPr>
+        <w:pStyle w:val="ListParagraph"/>
+        <w:numPr>
+          <w:ilvl w:val="0"/>
+          <w:numId w:val="1"/>
+        </w:numPr>
+        <w:spacing w:after="60"/>
+      </w:pPr>
+      <w:r>
+        <w:t xml:space="preserve">Funding cost trajectory as the book scales toward Rs 65,000 Cr.</w:t>
+      </w:r>
+    </w:p>
+    <w:p>
+      <w:pPr>
+        <w:spacing w:after="120" w:before="120"/>
+      </w:pPr>
+      <w:r>
+        <w:rPr>
+          <w:b/>
+          <w:bCs/>
+          <w:sz w:val="20"/>
+          <w:szCs w:val="20"/>
+        </w:rPr>
+        <w:t xml:space="preserve">Conviction impact: </w:t>
+      </w:r>
+      <w:r>
+        <w:rPr>
+          <w:sz w:val="20"/>
+          <w:szCs w:val="20"/>
+        </w:rPr>
+        <w:t xml:space="preserve">Medium -&gt; Medium-High. Four-plus quarters of evidenced acceleration (AUM +62%, PAT +102%, ROE still climbing to 19.1%), a raised FY28 target, and a multiple (~24x TTM / ~18x forward) that is reasonable for the growth - enough to lift conviction one notch. Held below High by the unresolved founder-identity governance question and rising gold-loan concentration; the governance point should be independently cleared before any material sizing.</w:t>
+      </w:r>
+    </w:p>
+    <w:p>
+      <w:pPr>
+        <w:pStyle w:val="Heading1"/>
+        <w:spacing w:after="120" w:before="280"/>
+      </w:pPr>
+      <w:r>
+        <w:t xml:space="preserve">Guidance &amp; Expectation Gap</w:t>
+      </w:r>
+    </w:p>
+    <w:p>
+      <w:pPr>
+        <w:spacing w:after="120"/>
+      </w:pPr>
+      <w:r>
+        <w:rPr>
+          <w:i/>
+          <w:iCs/>
+          <w:color w:val="666666"/>
+          <w:sz w:val="18"/>
+          <w:szCs w:val="18"/>
+        </w:rPr>
+        <w:t xml:space="preserve">Management guidance decoded into commitments, graded on the expectation → action → operational → commercial → financial ladder, then compared to what the current price appears to assume. Method: playbook/guidance-and-expectation-gap.md.</w:t>
+      </w:r>
+    </w:p>
+    <w:p>
+      <w:pPr>
+        <w:spacing w:after="120"/>
+      </w:pPr>
+      <w:r>
+        <w:rPr>
+          <w:b/>
+          <w:bCs/>
+          <w:sz w:val="20"/>
+          <w:szCs w:val="20"/>
+        </w:rPr>
+        <w:t xml:space="preserve">Commitment ladder (most-proven first):</w:t>
+      </w:r>
+    </w:p>
+    <w:tbl>
+      <w:tblPr>
+        <w:tblW w:type="dxa" w:w="9000"/>
+        <w:tblBorders>
+          <w:top w:val="single" w:color="auto" w:sz="4"/>
+          <w:left w:val="single" w:color="auto" w:sz="4"/>
+          <w:bottom w:val="single" w:color="auto" w:sz="4"/>
+          <w:right w:val="single" w:color="auto" w:sz="4"/>
+          <w:insideH w:val="single" w:color="auto" w:sz="4"/>
+          <w:insideV w:val="single" w:color="auto" w:sz="4"/>
+        </w:tblBorders>
+      </w:tblPr>
+      <w:tblGrid>
+        <w:gridCol w:w="1100"/>
+        <w:gridCol w:w="2600"/>
+        <w:gridCol w:w="2400"/>
+        <w:gridCol w:w="900"/>
+        <w:gridCol w:w="1200"/>
+        <w:gridCol w:w="800"/>
+      </w:tblGrid>
+      <w:tr>
+        <w:trPr>
+          <w:tblHeader/>
+        </w:trPr>
+        <w:tc>
+          <w:tcPr>
+            <w:tcW w:type="dxa" w:w="1100"/>
+            <w:shd w:fill="F2F2F2" w:val="clear"/>
+          </w:tcPr>
+          <w:p>
+            <w:r>
+              <w:rPr>
+                <w:b/>
+                <w:bCs/>
+                <w:sz w:val="18"/>
+                <w:szCs w:val="18"/>
+              </w:rPr>
+              <w:t xml:space="preserve">Area</w:t>
+            </w:r>
+          </w:p>
+        </w:tc>
+        <w:tc>
+          <w:tcPr>
+            <w:tcW w:type="dxa" w:w="2600"/>
+            <w:shd w:fill="F2F2F2" w:val="clear"/>
+          </w:tcPr>
+          <w:p>
+            <w:r>
+              <w:rPr>
+                <w:b/>
+                <w:bCs/>
+                <w:sz w:val="18"/>
+                <w:szCs w:val="18"/>
+              </w:rPr>
+              <w:t xml:space="preserve">Commitment</w:t>
+            </w:r>
+          </w:p>
+        </w:tc>
+        <w:tc>
+          <w:tcPr>
+            <w:tcW w:type="dxa" w:w="2400"/>
+            <w:shd w:fill="F2F2F2" w:val="clear"/>
+          </w:tcPr>
+          <w:p>
+            <w:r>
+              <w:rPr>
+                <w:b/>
+                <w:bCs/>
+                <w:sz w:val="18"/>
+                <w:szCs w:val="18"/>
+              </w:rPr>
+              <w:t xml:space="preserve">Specifics</w:t>
+            </w:r>
+          </w:p>
+        </w:tc>
+        <w:tc>
+          <w:tcPr>
+            <w:tcW w:type="dxa" w:w="900"/>
+            <w:shd w:fill="F2F2F2" w:val="clear"/>
+          </w:tcPr>
+          <w:p>
+            <w:r>
+              <w:rPr>
+                <w:b/>
+                <w:bCs/>
+                <w:sz w:val="18"/>
+                <w:szCs w:val="18"/>
+              </w:rPr>
+              <w:t xml:space="preserve">By when</w:t>
+            </w:r>
+          </w:p>
+        </w:tc>
+        <w:tc>
+          <w:tcPr>
+            <w:tcW w:type="dxa" w:w="1200"/>
+            <w:shd w:fill="F2F2F2" w:val="clear"/>
+          </w:tcPr>
+          <w:p>
+            <w:r>
+              <w:rPr>
+                <w:b/>
+                <w:bCs/>
+                <w:sz w:val="18"/>
+                <w:szCs w:val="18"/>
+              </w:rPr>
+              <w:t xml:space="preserve">Stage</w:t>
+            </w:r>
+          </w:p>
+        </w:tc>
+        <w:tc>
+          <w:tcPr>
+            <w:tcW w:type="dxa" w:w="800"/>
+            <w:shd w:fill="F2F2F2" w:val="clear"/>
+          </w:tcPr>
+          <w:p>
+            <w:r>
+              <w:rPr>
+                <w:b/>
+                <w:bCs/>
+                <w:sz w:val="18"/>
+                <w:szCs w:val="18"/>
+              </w:rPr>
+              <w:t xml:space="preserve">Thesis-critical</w:t>
+            </w:r>
+          </w:p>
+        </w:tc>
+      </w:tr>
+      <w:tr>
+        <w:tc>
+          <w:tcPr>
+            <w:tcW w:type="dxa" w:w="1100"/>
+          </w:tcPr>
+          <w:p>
+            <w:r>
+              <w:rPr>
+                <w:b w:val="false"/>
+                <w:bCs w:val="false"/>
+                <w:sz w:val="18"/>
+                <w:szCs w:val="18"/>
+              </w:rPr>
+              <w:t xml:space="preserve">margin</w:t>
+            </w:r>
+          </w:p>
+        </w:tc>
+        <w:tc>
+          <w:tcPr>
+            <w:tcW w:type="dxa" w:w="2600"/>
+          </w:tcPr>
+          <w:p>
+            <w:r>
+              <w:rPr>
+                <w:b w:val="false"/>
+                <w:bCs w:val="false"/>
+                <w:sz w:val="18"/>
+                <w:szCs w:val="18"/>
+              </w:rPr>
+              <w:t xml:space="preserve">ROE 19-21% / ROA 4.2-4.7% by FY28</w:t>
+            </w:r>
+          </w:p>
+        </w:tc>
+        <w:tc>
+          <w:tcPr>
+            <w:tcW w:type="dxa" w:w="2400"/>
+          </w:tcPr>
+          <w:p>
+            <w:r>
+              <w:rPr>
+                <w:b w:val="false"/>
+                <w:bCs w:val="false"/>
+                <w:sz w:val="18"/>
+                <w:szCs w:val="18"/>
+              </w:rPr>
+              <w:t xml:space="preserve">vs Q1 FY27 ROAE 19.1% / ROAA 4.1%</w:t>
+            </w:r>
+          </w:p>
+        </w:tc>
+        <w:tc>
+          <w:tcPr>
+            <w:tcW w:type="dxa" w:w="900"/>
+          </w:tcPr>
+          <w:p>
+            <w:r>
+              <w:rPr>
+                <w:b w:val="false"/>
+                <w:bCs w:val="false"/>
+                <w:sz w:val="18"/>
+                <w:szCs w:val="18"/>
+              </w:rPr>
+              <w:t xml:space="preserve">FY28</w:t>
+            </w:r>
+          </w:p>
+        </w:tc>
+        <w:tc>
+          <w:tcPr>
+            <w:tcW w:type="dxa" w:w="1200"/>
+          </w:tcPr>
+          <w:p>
+            <w:r>
+              <w:rPr>
+                <w:b w:val="false"/>
+                <w:bCs w:val="false"/>
+                <w:sz w:val="18"/>
+                <w:szCs w:val="18"/>
+              </w:rPr>
+              <w:t xml:space="preserve">financial</w:t>
+            </w:r>
+          </w:p>
+        </w:tc>
+        <w:tc>
+          <w:tcPr>
+            <w:tcW w:type="dxa" w:w="800"/>
+          </w:tcPr>
+          <w:p>
+            <w:r>
+              <w:rPr>
+                <w:b w:val="false"/>
+                <w:bCs w:val="false"/>
+                <w:sz w:val="18"/>
+                <w:szCs w:val="18"/>
+              </w:rPr>
+              <w:t xml:space="preserve">yes</w:t>
+            </w:r>
+          </w:p>
+        </w:tc>
+      </w:tr>
+      <w:tr>
+        <w:tc>
+          <w:tcPr>
+            <w:tcW w:type="dxa" w:w="1100"/>
+          </w:tcPr>
+          <w:p>
+            <w:r>
+              <w:rPr>
+                <w:b w:val="false"/>
+                <w:bCs w:val="false"/>
+                <w:sz w:val="18"/>
+                <w:szCs w:val="18"/>
+              </w:rPr>
+              <w:t xml:space="preserve">growth</w:t>
+            </w:r>
+          </w:p>
+        </w:tc>
+        <w:tc>
+          <w:tcPr>
+            <w:tcW w:type="dxa" w:w="2600"/>
+          </w:tcPr>
+          <w:p>
+            <w:r>
+              <w:rPr>
+                <w:b w:val="false"/>
+                <w:bCs w:val="false"/>
+                <w:sz w:val="18"/>
+                <w:szCs w:val="18"/>
+              </w:rPr>
+              <w:t xml:space="preserve">Consolidated AUM to Rs 65,000 Cr by FY28</w:t>
+            </w:r>
+          </w:p>
+        </w:tc>
+        <w:tc>
+          <w:tcPr>
+            <w:tcW w:type="dxa" w:w="2400"/>
+          </w:tcPr>
+          <w:p>
+            <w:r>
+              <w:rPr>
+                <w:b w:val="false"/>
+                <w:bCs w:val="false"/>
+                <w:sz w:val="18"/>
+                <w:szCs w:val="18"/>
+              </w:rPr>
+              <w:t xml:space="preserve">raised target; from Rs 40,112 Cr Q1 FY27</w:t>
+            </w:r>
+          </w:p>
+        </w:tc>
+        <w:tc>
+          <w:tcPr>
+            <w:tcW w:type="dxa" w:w="900"/>
+          </w:tcPr>
+          <w:p>
+            <w:r>
+              <w:rPr>
+                <w:b w:val="false"/>
+                <w:bCs w:val="false"/>
+                <w:sz w:val="18"/>
+                <w:szCs w:val="18"/>
+              </w:rPr>
+              <w:t xml:space="preserve">FY28</w:t>
+            </w:r>
+          </w:p>
+        </w:tc>
+        <w:tc>
+          <w:tcPr>
+            <w:tcW w:type="dxa" w:w="1200"/>
+          </w:tcPr>
+          <w:p>
+            <w:r>
+              <w:rPr>
+                <w:b w:val="false"/>
+                <w:bCs w:val="false"/>
+                <w:sz w:val="18"/>
+                <w:szCs w:val="18"/>
+              </w:rPr>
+              <w:t xml:space="preserve">expectation</w:t>
+            </w:r>
+          </w:p>
+        </w:tc>
+        <w:tc>
+          <w:tcPr>
+            <w:tcW w:type="dxa" w:w="800"/>
+          </w:tcPr>
+          <w:p>
+            <w:r>
+              <w:rPr>
+                <w:b w:val="false"/>
+                <w:bCs w:val="false"/>
+                <w:sz w:val="18"/>
+                <w:szCs w:val="18"/>
+              </w:rPr>
+              <w:t xml:space="preserve">yes</w:t>
+            </w:r>
+          </w:p>
+        </w:tc>
+      </w:tr>
+      <w:tr>
+        <w:tc>
+          <w:tcPr>
+            <w:tcW w:type="dxa" w:w="1100"/>
+          </w:tcPr>
+          <w:p>
+            <w:r>
+              <w:rPr>
+                <w:b w:val="false"/>
+                <w:bCs w:val="false"/>
+                <w:sz w:val="18"/>
+                <w:szCs w:val="18"/>
+              </w:rPr>
+              <w:t xml:space="preserve">capacity</w:t>
+            </w:r>
+          </w:p>
+        </w:tc>
+        <w:tc>
+          <w:tcPr>
+            <w:tcW w:type="dxa" w:w="2600"/>
+          </w:tcPr>
+          <w:p>
+            <w:r>
+              <w:rPr>
+                <w:b w:val="false"/>
+                <w:bCs w:val="false"/>
+                <w:sz w:val="18"/>
+                <w:szCs w:val="18"/>
+              </w:rPr>
+              <w:t xml:space="preserve">Gold-loan branch network to ~1,000 branches</w:t>
+            </w:r>
+          </w:p>
+        </w:tc>
+        <w:tc>
+          <w:tcPr>
+            <w:tcW w:type="dxa" w:w="2400"/>
+          </w:tcPr>
+          <w:p>
+            <w:r>
+              <w:rPr>
+                <w:b w:val="false"/>
+                <w:bCs w:val="false"/>
+                <w:sz w:val="18"/>
+                <w:szCs w:val="18"/>
+              </w:rPr>
+              <w:t xml:space="preserve">driving the +111% YoY gold-loan growth</w:t>
+            </w:r>
+          </w:p>
+        </w:tc>
+        <w:tc>
+          <w:tcPr>
+            <w:tcW w:type="dxa" w:w="900"/>
+          </w:tcPr>
+          <w:p>
+            <w:r>
+              <w:rPr>
+                <w:b w:val="false"/>
+                <w:bCs w:val="false"/>
+                <w:sz w:val="18"/>
+                <w:szCs w:val="18"/>
+              </w:rPr>
+              <w:t xml:space="preserve">FY27</w:t>
+            </w:r>
+          </w:p>
+        </w:tc>
+        <w:tc>
+          <w:tcPr>
+            <w:tcW w:type="dxa" w:w="1200"/>
+          </w:tcPr>
+          <w:p>
+            <w:r>
+              <w:rPr>
+                <w:b w:val="false"/>
+                <w:bCs w:val="false"/>
+                <w:sz w:val="18"/>
+                <w:szCs w:val="18"/>
+              </w:rPr>
+              <w:t xml:space="preserve">operational</w:t>
+            </w:r>
+          </w:p>
+        </w:tc>
+        <w:tc>
+          <w:tcPr>
+            <w:tcW w:type="dxa" w:w="800"/>
+          </w:tcPr>
+          <w:p>
+            <w:r>
+              <w:rPr>
+                <w:b w:val="false"/>
+                <w:bCs w:val="false"/>
+                <w:sz w:val="18"/>
+                <w:szCs w:val="18"/>
+              </w:rPr>
+              <w:t xml:space="preserve"/>
+            </w:r>
+          </w:p>
+        </w:tc>
+      </w:tr>
+      <w:tr>
+        <w:tc>
+          <w:tcPr>
+            <w:tcW w:type="dxa" w:w="1100"/>
+          </w:tcPr>
+          <w:p>
+            <w:r>
+              <w:rPr>
+                <w:b w:val="false"/>
+                <w:bCs w:val="false"/>
+                <w:sz w:val="18"/>
+                <w:szCs w:val="18"/>
+              </w:rPr>
+              <w:t xml:space="preserve">balance_sheet</w:t>
+            </w:r>
+          </w:p>
+        </w:tc>
+        <w:tc>
+          <w:tcPr>
+            <w:tcW w:type="dxa" w:w="2600"/>
+          </w:tcPr>
+          <w:p>
+            <w:r>
+              <w:rPr>
+                <w:b w:val="false"/>
+                <w:bCs w:val="false"/>
+                <w:sz w:val="18"/>
+                <w:szCs w:val="18"/>
+              </w:rPr>
+              <w:t xml:space="preserve">Fund growth without near-term dilution</w:t>
+            </w:r>
+          </w:p>
+        </w:tc>
+        <w:tc>
+          <w:tcPr>
+            <w:tcW w:type="dxa" w:w="2400"/>
+          </w:tcPr>
+          <w:p>
+            <w:r>
+              <w:rPr>
+                <w:b w:val="false"/>
+                <w:bCs w:val="false"/>
+                <w:sz w:val="18"/>
+                <w:szCs w:val="18"/>
+              </w:rPr>
+              <w:t xml:space="preserve">CAR ~30%+</w:t>
+            </w:r>
+          </w:p>
+        </w:tc>
+        <w:tc>
+          <w:tcPr>
+            <w:tcW w:type="dxa" w:w="900"/>
+          </w:tcPr>
+          <w:p>
+            <w:r>
+              <w:rPr>
+                <w:b w:val="false"/>
+                <w:bCs w:val="false"/>
+                <w:sz w:val="18"/>
+                <w:szCs w:val="18"/>
+              </w:rPr>
+              <w:t xml:space="preserve">12M</w:t>
+            </w:r>
+          </w:p>
+        </w:tc>
+        <w:tc>
+          <w:tcPr>
+            <w:tcW w:type="dxa" w:w="1200"/>
+          </w:tcPr>
+          <w:p>
+            <w:r>
+              <w:rPr>
+                <w:b w:val="false"/>
+                <w:bCs w:val="false"/>
+                <w:sz w:val="18"/>
+                <w:szCs w:val="18"/>
+              </w:rPr>
+              <w:t xml:space="preserve">action</w:t>
+            </w:r>
+          </w:p>
+        </w:tc>
+        <w:tc>
+          <w:tcPr>
+            <w:tcW w:type="dxa" w:w="800"/>
+          </w:tcPr>
+          <w:p>
+            <w:r>
+              <w:rPr>
+                <w:b w:val="false"/>
+                <w:bCs w:val="false"/>
+                <w:sz w:val="18"/>
+                <w:szCs w:val="18"/>
+              </w:rPr>
+              <w:t xml:space="preserve"/>
+            </w:r>
+          </w:p>
+        </w:tc>
+      </w:tr>
+    </w:tbl>
+    <w:p>
+      <w:pPr>
+        <w:spacing w:after="60" w:before="120"/>
+      </w:pPr>
+      <w:r>
+        <w:rPr>
+          <w:b/>
+          <w:bCs/>
+          <w:sz w:val="20"/>
+          <w:szCs w:val="20"/>
+        </w:rPr>
+        <w:t xml:space="preserve">Earnings chain: </w:t>
+      </w:r>
+      <w:r>
+        <w:rPr>
+          <w:b w:val="false"/>
+          <w:bCs w:val="false"/>
+          <w:sz w:val="20"/>
+          <w:szCs w:val="20"/>
+        </w:rPr>
+        <w:t xml:space="preserve">gold-price supercycle + credit penetration</w:t>
+      </w:r>
+      <w:r>
+        <w:rPr>
+          <w:color w:val="666666"/>
+          <w:sz w:val="20"/>
+          <w:szCs w:val="20"/>
+        </w:rPr>
+        <w:t xml:space="preserve"> → </w:t>
+      </w:r>
+      <w:r>
+        <w:rPr>
+          <w:b w:val="false"/>
+          <w:bCs w:val="false"/>
+          <w:sz w:val="20"/>
+          <w:szCs w:val="20"/>
+        </w:rPr>
+        <w:t xml:space="preserve">gold-loan branch rollout (~1,000)</w:t>
+      </w:r>
+      <w:r>
+        <w:rPr>
+          <w:color w:val="666666"/>
+          <w:sz w:val="20"/>
+          <w:szCs w:val="20"/>
+        </w:rPr>
+        <w:t xml:space="preserve"> → </w:t>
+      </w:r>
+      <w:r>
+        <w:rPr>
+          <w:b w:val="false"/>
+          <w:bCs w:val="false"/>
+          <w:sz w:val="20"/>
+          <w:szCs w:val="20"/>
+        </w:rPr>
+        <w:t xml:space="preserve">AUM growth +62% YoY</w:t>
+      </w:r>
+      <w:r>
+        <w:rPr>
+          <w:color w:val="666666"/>
+          <w:sz w:val="20"/>
+          <w:szCs w:val="20"/>
+        </w:rPr>
+        <w:t xml:space="preserve"> → </w:t>
+      </w:r>
+      <w:r>
+        <w:rPr>
+          <w:b w:val="false"/>
+          <w:bCs w:val="false"/>
+          <w:sz w:val="20"/>
+          <w:szCs w:val="20"/>
+        </w:rPr>
+        <w:t xml:space="preserve">NII +79% + operating leverage (cost-to-income 44.2%)</w:t>
+      </w:r>
+      <w:r>
+        <w:rPr>
+          <w:color w:val="666666"/>
+          <w:sz w:val="20"/>
+          <w:szCs w:val="20"/>
+        </w:rPr>
+        <w:t xml:space="preserve"> → </w:t>
+      </w:r>
+      <w:r>
+        <w:rPr>
+          <w:b w:val="false"/>
+          <w:bCs w:val="false"/>
+          <w:sz w:val="20"/>
+          <w:szCs w:val="20"/>
+        </w:rPr>
+        <w:t xml:space="preserve">ROA 4%+ / ROE 19-21%</w:t>
+      </w:r>
+      <w:r>
+        <w:rPr>
+          <w:color w:val="666666"/>
+          <w:sz w:val="20"/>
+          <w:szCs w:val="20"/>
+        </w:rPr>
+        <w:t xml:space="preserve"> → </w:t>
+      </w:r>
+      <w:r>
+        <w:rPr>
+          <w:b w:val="false"/>
+          <w:bCs w:val="false"/>
+          <w:sz w:val="20"/>
+          <w:szCs w:val="20"/>
+        </w:rPr>
+        <w:t xml:space="preserve">PAT +100%</w:t>
+      </w:r>
+    </w:p>
+    <w:p>
+      <w:pPr>
+        <w:spacing w:after="120"/>
+      </w:pPr>
+      <w:r>
+        <w:rPr>
+          <w:color w:val="666666"/>
+          <w:sz w:val="18"/>
+          <w:szCs w:val="18"/>
+        </w:rPr>
+        <w:t xml:space="preserve">Bottleneck link: gold-price environment sustaining gold-loan demand and spreads.</w:t>
+      </w:r>
+    </w:p>
+    <w:p>
+      <w:pPr>
+        <w:spacing w:after="120"/>
+      </w:pPr>
+      <w:r>
+        <w:rPr>
+          <w:color w:val="666666"/>
+          <w:sz w:val="18"/>
+          <w:szCs w:val="18"/>
+        </w:rPr>
+        <w:t xml:space="preserve">Operating leverage: yes - NII and PAT growing far faster than opex; cost-to-income falling</w:t>
+      </w:r>
+    </w:p>
+    <w:p>
+      <w:pPr>
+        <w:spacing w:after="120"/>
+      </w:pPr>
+      <w:r>
+        <w:rPr>
+          <w:color w:val="666666"/>
+          <w:sz w:val="18"/>
+          <w:szCs w:val="18"/>
+        </w:rPr>
+        <w:t xml:space="preserve">Evidenced: gold-loan branch rollout (~1,000); AUM growth +62% YoY; NII +79% + operating leverage (cost-to-income 44.2%); ROA 4%+ / ROE 19-21%; PAT +100%. Still assumed: gold-price supercycle + credit penetration.</w:t>
+      </w:r>
+    </w:p>
+    <w:p>
+      <w:pPr>
+        <w:spacing w:after="120"/>
+      </w:pPr>
+      <w:r>
+        <w:rPr>
+          <w:b/>
+          <w:bCs/>
+          <w:sz w:val="20"/>
+          <w:szCs w:val="20"/>
+        </w:rPr>
+        <w:t xml:space="preserve">Market expectation vs. our path:</w:t>
+      </w:r>
+    </w:p>
+    <w:tbl>
+      <w:tblPr>
+        <w:tblW w:type="dxa" w:w="9000"/>
+        <w:tblBorders>
+          <w:top w:val="single" w:color="auto" w:sz="4"/>
+          <w:left w:val="single" w:color="auto" w:sz="4"/>
+          <w:bottom w:val="single" w:color="auto" w:sz="4"/>
+          <w:right w:val="single" w:color="auto" w:sz="4"/>
+          <w:insideH w:val="single" w:color="auto" w:sz="4"/>
+          <w:insideV w:val="single" w:color="auto" w:sz="4"/>
+        </w:tblBorders>
+      </w:tblPr>
+      <w:tblGrid>
+        <w:gridCol w:w="3200"/>
+        <w:gridCol w:w="5800"/>
+      </w:tblGrid>
+      <w:tr>
+        <w:tc>
+          <w:tcPr>
+            <w:tcW w:type="dxa" w:w="3200"/>
+            <w:shd w:fill="F2F2F2" w:val="clear"/>
+          </w:tcPr>
+          <w:p>
+            <w:r>
+              <w:rPr>
+                <w:b/>
+                <w:bCs/>
+              </w:rPr>
+              <w:t xml:space="preserve">As of</w:t>
+            </w:r>
+          </w:p>
+        </w:tc>
+        <w:tc>
+          <w:tcPr>
+            <w:tcW w:type="dxa" w:w="5800"/>
+          </w:tcPr>
+          <w:p>
+            <w:r>
+              <w:t xml:space="preserve">2026-09-08</w:t>
+            </w:r>
+          </w:p>
+        </w:tc>
+      </w:tr>
+      <w:tr>
+        <w:tc>
+          <w:tcPr>
+            <w:tcW w:type="dxa" w:w="3200"/>
+            <w:shd w:fill="F2F2F2" w:val="clear"/>
+          </w:tcPr>
+          <w:p>
+            <w:r>
+              <w:rPr>
+                <w:b/>
+                <w:bCs/>
+              </w:rPr>
+              <w:t xml:space="preserve">Price / multiple</w:t>
+            </w:r>
+          </w:p>
+        </w:tc>
+        <w:tc>
+          <w:tcPr>
+            <w:tcW w:type="dxa" w:w="5800"/>
+          </w:tcPr>
+          <w:p>
+            <w:r>
+              <w:t xml:space="preserve">Rs Rs 271 (Sep 3, 2026), at the 52wk/all-time high · ~24x TTM; ~18x on Q1 FY27 annualisedx P/E</w:t>
+            </w:r>
+          </w:p>
+        </w:tc>
+      </w:tr>
+      <w:tr>
+        <w:tc>
+          <w:tcPr>
+            <w:tcW w:type="dxa" w:w="3200"/>
+            <w:shd w:fill="F2F2F2" w:val="clear"/>
+          </w:tcPr>
+          <w:p>
+            <w:r>
+              <w:rPr>
+                <w:b/>
+                <w:bCs/>
+              </w:rPr>
+              <w:t xml:space="preserve">Right valuation lens</w:t>
+            </w:r>
+          </w:p>
+        </w:tc>
+        <w:tc>
+          <w:tcPr>
+            <w:tcW w:type="dxa" w:w="5800"/>
+          </w:tcPr>
+          <w:p>
+            <w:r>
+              <w:t xml:space="preserve">P/E</w:t>
+            </w:r>
+          </w:p>
+        </w:tc>
+      </w:tr>
+      <w:tr>
+        <w:tc>
+          <w:tcPr>
+            <w:tcW w:type="dxa" w:w="3200"/>
+            <w:shd w:fill="F2F2F2" w:val="clear"/>
+          </w:tcPr>
+          <w:p>
+            <w:r>
+              <w:rPr>
+                <w:b/>
+                <w:bCs/>
+              </w:rPr>
+              <w:t xml:space="preserve">Price implies</w:t>
+            </w:r>
+          </w:p>
+        </w:tc>
+        <w:tc>
+          <w:tcPr>
+            <w:tcW w:type="dxa" w:w="5800"/>
+          </w:tcPr>
+          <w:p>
+            <w:r>
+              <w:t xml:space="preserve">~24x TTM on a ~25x quality-NBFC exit implies the market expects ~25-30% EPS CAGR FY26-28 - well below the ~100% Capri just printed, so the multiple is NOT pricing the current run-rate as durable</w:t>
+            </w:r>
+          </w:p>
+        </w:tc>
+      </w:tr>
+      <w:tr>
+        <w:tc>
+          <w:tcPr>
+            <w:tcW w:type="dxa" w:w="3200"/>
+            <w:shd w:fill="F2F2F2" w:val="clear"/>
+          </w:tcPr>
+          <w:p>
+            <w:r>
+              <w:rPr>
+                <w:b/>
+                <w:bCs/>
+              </w:rPr>
+              <w:t xml:space="preserve">Our FY27</w:t>
+            </w:r>
+          </w:p>
+        </w:tc>
+        <w:tc>
+          <w:tcPr>
+            <w:tcW w:type="dxa" w:w="5800"/>
+          </w:tcPr>
+          <w:p>
+            <w:r>
+              <w:t xml:space="preserve">AUM +45-55%, PAT Rs 1,300-1,500 Cr, ROAE ~18-20%</w:t>
+            </w:r>
+          </w:p>
+        </w:tc>
+      </w:tr>
+      <w:tr>
+        <w:tc>
+          <w:tcPr>
+            <w:tcW w:type="dxa" w:w="3200"/>
+            <w:shd w:fill="F2F2F2" w:val="clear"/>
+          </w:tcPr>
+          <w:p>
+            <w:r>
+              <w:rPr>
+                <w:b/>
+                <w:bCs/>
+              </w:rPr>
+              <w:t xml:space="preserve">Our FY28</w:t>
+            </w:r>
+          </w:p>
+        </w:tc>
+        <w:tc>
+          <w:tcPr>
+            <w:tcW w:type="dxa" w:w="5800"/>
+          </w:tcPr>
+          <w:p>
+            <w:r>
+              <w:t xml:space="preserve">AUM toward Rs 60,000-65,000 Cr, PAT Rs 1,800-2,200 Cr if ROE holds ~19-21% and gold-price environment stays supportive</w:t>
+            </w:r>
+          </w:p>
+        </w:tc>
+      </w:tr>
+      <w:tr>
+        <w:tc>
+          <w:tcPr>
+            <w:tcW w:type="dxa" w:w="3200"/>
+            <w:shd w:fill="F2F2F2" w:val="clear"/>
+          </w:tcPr>
+          <w:p>
+            <w:r>
+              <w:rPr>
+                <w:b/>
+                <w:bCs/>
+              </w:rPr>
+              <w:t xml:space="preserve">Gap direction</w:t>
+            </w:r>
+          </w:p>
+        </w:tc>
+        <w:tc>
+          <w:tcPr>
+            <w:tcW w:type="dxa" w:w="5800"/>
+          </w:tcPr>
+          <w:p>
+            <w:r>
+              <w:t xml:space="preserve">partially-priced</w:t>
+            </w:r>
+          </w:p>
+        </w:tc>
+      </w:tr>
+      <w:tr>
+        <w:tc>
+          <w:tcPr>
+            <w:tcW w:type="dxa" w:w="3200"/>
+            <w:shd w:fill="F2F2F2" w:val="clear"/>
+          </w:tcPr>
+          <w:p>
+            <w:r>
+              <w:rPr>
+                <w:b/>
+                <w:bCs/>
+              </w:rPr>
+              <w:t xml:space="preserve">Gap type</w:t>
+            </w:r>
+          </w:p>
+        </w:tc>
+        <w:tc>
+          <w:tcPr>
+            <w:tcW w:type="dxa" w:w="5800"/>
+          </w:tcPr>
+          <w:p>
+            <w:r>
+              <w:t xml:space="preserve">duration</w:t>
+            </w:r>
+          </w:p>
+        </w:tc>
+      </w:tr>
+      <w:tr>
+        <w:tc>
+          <w:tcPr>
+            <w:tcW w:type="dxa" w:w="3200"/>
+            <w:shd w:fill="F2F2F2" w:val="clear"/>
+          </w:tcPr>
+          <w:p>
+            <w:r>
+              <w:rPr>
+                <w:b/>
+                <w:bCs/>
+              </w:rPr>
+              <w:t xml:space="preserve">Gap magnitude</w:t>
+            </w:r>
+          </w:p>
+        </w:tc>
+        <w:tc>
+          <w:tcPr>
+            <w:tcW w:type="dxa" w:w="5800"/>
+          </w:tcPr>
+          <w:p>
+            <w:r>
+              <w:t xml:space="preserve">not estimable</w:t>
+            </w:r>
+          </w:p>
+        </w:tc>
+      </w:tr>
+      <w:tr>
+        <w:tc>
+          <w:tcPr>
+            <w:tcW w:type="dxa" w:w="3200"/>
+            <w:shd w:fill="F2F2F2" w:val="clear"/>
+          </w:tcPr>
+          <w:p>
+            <w:r>
+              <w:rPr>
+                <w:b/>
+                <w:bCs/>
+              </w:rPr>
+              <w:t xml:space="preserve">Gap basis</w:t>
+            </w:r>
+          </w:p>
+        </w:tc>
+        <w:tc>
+          <w:tcPr>
+            <w:tcW w:type="dxa" w:w="5800"/>
+          </w:tcPr>
+          <w:p>
+            <w:r>
+              <w:t xml:space="preserve">market prices a sharp deceleration from the current ~100% growth; if the gold-loan cycle and ROE guidance hold, FY28 earnings could beat the implied path - but the durability of the gold-price-driven ROA is the swing factor</w:t>
+            </w:r>
+          </w:p>
+        </w:tc>
+      </w:tr>
+      <w:tr>
+        <w:tc>
+          <w:tcPr>
+            <w:tcW w:type="dxa" w:w="3200"/>
+            <w:shd w:fill="F2F2F2" w:val="clear"/>
+          </w:tcPr>
+          <w:p>
+            <w:r>
+              <w:rPr>
+                <w:b/>
+                <w:bCs/>
+              </w:rPr>
+              <w:t xml:space="preserve">Evidence quality</w:t>
+            </w:r>
+          </w:p>
+        </w:tc>
+        <w:tc>
+          <w:tcPr>
+            <w:tcW w:type="dxa" w:w="5800"/>
+          </w:tcPr>
+          <w:p>
+            <w:r>
+              <w:t xml:space="preserve">strong</w:t>
+            </w:r>
+          </w:p>
+        </w:tc>
+      </w:tr>
+    </w:tbl>
+    <w:p>
+      <w:pPr>
+        <w:spacing w:after="120"/>
+      </w:pPr>
+      <w:r>
+        <w:rPr>
+          <w:i/>
+          <w:iCs/>
+          <w:color w:val="666666"/>
+          <w:sz w:val="16"/>
+          <w:szCs w:val="16"/>
+        </w:rPr>
+        <w:t xml:space="preserve">no broker consensus; implied path is a reverse-P/E estimate + screener.in forward figures + VP thread view</w:t>
+      </w:r>
+    </w:p>
+    <w:p>
+      <w:pPr>
+        <w:spacing w:after="120" w:before="120"/>
+      </w:pPr>
+      <w:r>
+        <w:rPr>
+          <w:b/>
+          <w:bCs/>
+          <w:sz w:val="20"/>
+          <w:szCs w:val="20"/>
+        </w:rPr>
+        <w:t xml:space="preserve">Catalyst: </w:t>
+      </w:r>
+      <w:r>
+        <w:rPr>
+          <w:sz w:val="20"/>
+          <w:szCs w:val="20"/>
+        </w:rPr>
+        <w:t xml:space="preserve">Two more quarters holding ROAE ~19-21% with AUM growth &gt;45% and construction-finance GNPA stabilising - confirming the ROE inflection is structural, not a gold-price spike</w:t>
+      </w:r>
+      <w:r>
+        <w:rPr>
+          <w:color w:val="666666"/>
+          <w:sz w:val="18"/>
+          <w:szCs w:val="18"/>
+        </w:rPr>
+        <w:t xml:space="preserve"> (window ~9M from 2026-09-08; undated; evidence med; pending)</w:t>
+      </w:r>
+    </w:p>
+    <w:p>
+      <w:pPr>
+        <w:pStyle w:val="Heading1"/>
+        <w:spacing w:after="120" w:before="280"/>
+      </w:pPr>
+      <w:r>
+        <w:t xml:space="preserve">Ishmohit-Lens Checks (value chain · earnings quality · growth trajectory · management · quality metrics · track record · global-signal check)</w:t>
+      </w:r>
+    </w:p>
+    <w:p>
+      <w:pPr>
+        <w:spacing w:after="120"/>
+      </w:pPr>
+      <w:r>
+        <w:rPr>
+          <w:i/>
+          <w:iCs/>
+          <w:color w:val="666666"/>
+          <w:sz w:val="18"/>
+          <w:szCs w:val="18"/>
+        </w:rPr>
+        <w:t xml:space="preserve">Extra checks drawn from @ishmohit1 / SOIC methodology (playbook/ishmohit-soic-style.md): where the company sits in its value chain and what the supply side is doing, whether a margin/PAT inflection is structural or a cyclical peak, the rate-of-change of growth vs. what the multiple demands, and management quality as a positive attribute.</w:t>
+      </w:r>
+    </w:p>
+    <w:p>
+      <w:pPr>
+        <w:spacing w:after="120"/>
+      </w:pPr>
+      <w:r>
+        <w:rPr>
+          <w:b/>
+          <w:bCs/>
+          <w:sz w:val="20"/>
+          <w:szCs w:val="20"/>
+        </w:rPr>
+        <w:t xml:space="preserve">Value chain &amp; supply side:</w:t>
+      </w:r>
+    </w:p>
+    <w:tbl>
+      <w:tblPr>
+        <w:tblW w:type="dxa" w:w="9000"/>
+        <w:tblBorders>
+          <w:top w:val="single" w:color="auto" w:sz="4"/>
+          <w:left w:val="single" w:color="auto" w:sz="4"/>
+          <w:bottom w:val="single" w:color="auto" w:sz="4"/>
+          <w:right w:val="single" w:color="auto" w:sz="4"/>
+          <w:insideH w:val="single" w:color="auto" w:sz="4"/>
+          <w:insideV w:val="single" w:color="auto" w:sz="4"/>
+        </w:tblBorders>
+      </w:tblPr>
+      <w:tblGrid>
+        <w:gridCol w:w="3200"/>
+        <w:gridCol w:w="5800"/>
+      </w:tblGrid>
+      <w:tr>
+        <w:tc>
+          <w:tcPr>
+            <w:tcW w:type="dxa" w:w="3200"/>
+            <w:shd w:fill="F2F2F2" w:val="clear"/>
+          </w:tcPr>
+          <w:p>
+            <w:r>
+              <w:rPr>
+                <w:b/>
+                <w:bCs/>
+              </w:rPr>
+              <w:t xml:space="preserve">Theme</w:t>
+            </w:r>
+          </w:p>
+        </w:tc>
+        <w:tc>
+          <w:tcPr>
+            <w:tcW w:type="dxa" w:w="5800"/>
+          </w:tcPr>
+          <w:p>
+            <w:r>
+              <w:t xml:space="preserve">gold financiers / retail credit penetration (gold price at all-time highs -&gt; PAT)</w:t>
+            </w:r>
+          </w:p>
+        </w:tc>
+      </w:tr>
+      <w:tr>
+        <w:tc>
+          <w:tcPr>
+            <w:tcW w:type="dxa" w:w="3200"/>
+            <w:shd w:fill="F2F2F2" w:val="clear"/>
+          </w:tcPr>
+          <w:p>
+            <w:r>
+              <w:rPr>
+                <w:b/>
+                <w:bCs/>
+              </w:rPr>
+              <w:t xml:space="preserve">This company's position</w:t>
+            </w:r>
+          </w:p>
+        </w:tc>
+        <w:tc>
+          <w:tcPr>
+            <w:tcW w:type="dxa" w:w="5800"/>
+          </w:tcPr>
+          <w:p>
+            <w:r>
+              <w:t xml:space="preserve">diversified NBFC - gold loans (~46% of AUM), MSME, affordable housing, construction finance, car loans, insurance distribution - on a 'platform-centric, AI-first' operating model</w:t>
+            </w:r>
+          </w:p>
+        </w:tc>
+      </w:tr>
+      <w:tr>
+        <w:tc>
+          <w:tcPr>
+            <w:tcW w:type="dxa" w:w="3200"/>
+            <w:shd w:fill="F2F2F2" w:val="clear"/>
+          </w:tcPr>
+          <w:p>
+            <w:r>
+              <w:rPr>
+                <w:b/>
+                <w:bCs/>
+              </w:rPr>
+              <w:t xml:space="preserve">Bottleneck node (pricing power)</w:t>
+            </w:r>
+          </w:p>
+        </w:tc>
+        <w:tc>
+          <w:tcPr>
+            <w:tcW w:type="dxa" w:w="5800"/>
+          </w:tcPr>
+          <w:p>
+            <w:r>
+              <w:t xml:space="preserve">gold-price cycle and branch productivity ramp, not capital (CAR ~30%+)</w:t>
+            </w:r>
+          </w:p>
+        </w:tc>
+      </w:tr>
+      <w:tr>
+        <w:tc>
+          <w:tcPr>
+            <w:tcW w:type="dxa" w:w="3200"/>
+            <w:shd w:fill="F2F2F2" w:val="clear"/>
+          </w:tcPr>
+          <w:p>
+            <w:r>
+              <w:rPr>
+                <w:b/>
+                <w:bCs/>
+              </w:rPr>
+              <w:t xml:space="preserve">Supply-side status</w:t>
+            </w:r>
+          </w:p>
+        </w:tc>
+        <w:tc>
+          <w:tcPr>
+            <w:tcW w:type="dxa" w:w="5800"/>
+          </w:tcPr>
+          <w:p>
+            <w:r>
+              <w:t xml:space="preserve">adding</w:t>
+            </w:r>
+          </w:p>
+        </w:tc>
+      </w:tr>
+      <w:tr>
+        <w:tc>
+          <w:tcPr>
+            <w:tcW w:type="dxa" w:w="3200"/>
+            <w:shd w:fill="F2F2F2" w:val="clear"/>
+          </w:tcPr>
+          <w:p>
+            <w:r>
+              <w:rPr>
+                <w:b/>
+                <w:bCs/>
+              </w:rPr>
+              <w:t xml:space="preserve">Adjacent-node peers</w:t>
+            </w:r>
+          </w:p>
+        </w:tc>
+        <w:tc>
+          <w:tcPr>
+            <w:tcW w:type="dxa" w:w="5800"/>
+          </w:tcPr>
+          <w:p>
+            <w:r>
+              <w:t xml:space="preserve">Muthoot Finance, Manappuram Finance, IIFL Finance, Aavas Financiers</w:t>
+            </w:r>
+          </w:p>
+        </w:tc>
+      </w:tr>
+    </w:tbl>
+    <w:p>
+      <w:pPr>
+        <w:spacing w:after="120"/>
+      </w:pPr>
+      <w:r>
+        <w:rPr>
+          <w:color w:val="666666"/>
+          <w:sz w:val="18"/>
+          <w:szCs w:val="18"/>
+        </w:rPr>
+        <w:t xml:space="preserve">Gold-loan segment is competitive (Muthoot/Manappuram/IIFL) and Capri is a fast-follower gaining share via branch rollout; the 'moat' is execution/operating-leverage, not a structural cost or switching-cost edge.</w:t>
+      </w:r>
+    </w:p>
+    <w:p>
+      <w:pPr>
+        <w:spacing w:after="60" w:before="120"/>
+      </w:pPr>
+      <w:r>
+        <w:rPr>
+          <w:b/>
+          <w:bCs/>
+          <w:sz w:val="20"/>
+          <w:szCs w:val="20"/>
+        </w:rPr>
+        <w:t xml:space="preserve">Earnings quality: </w:t>
+      </w:r>
+      <w:r>
+        <w:rPr>
+          <w:sz w:val="20"/>
+          <w:szCs w:val="20"/>
+        </w:rPr>
+        <w:t xml:space="preserve">margin driver mixed</w:t>
+      </w:r>
+      <w:r>
+        <w:rPr>
+          <w:b/>
+          <w:bCs/>
+          <w:color w:val="A32020"/>
+          <w:sz w:val="20"/>
+          <w:szCs w:val="20"/>
+        </w:rPr>
+        <w:t xml:space="preserve">  — PEAK-MARGIN RISK: do not capitalise current margins</w:t>
+      </w:r>
+    </w:p>
+    <w:p>
+      <w:pPr>
+        <w:spacing w:after="120"/>
+      </w:pPr>
+      <w:r>
+        <w:rPr>
+          <w:color w:val="666666"/>
+          <w:sz w:val="18"/>
+          <w:szCs w:val="18"/>
+        </w:rPr>
+        <w:t xml:space="preserve">Drivers: gold-loan volume + yield in a high-gold-price environment (cyclical); operating leverage on the platform (structural); diversified NBFC spread.</w:t>
+      </w:r>
+    </w:p>
+    <w:p>
+      <w:pPr>
+        <w:spacing w:after="120"/>
+      </w:pPr>
+      <w:r>
+        <w:rPr>
+          <w:color w:val="666666"/>
+          <w:sz w:val="18"/>
+          <w:szCs w:val="18"/>
+        </w:rPr>
+        <w:t xml:space="preserve">ROAA ~4.1% is high for a diversified NBFC and is partly powered by the current gold-price supercycle boosting gold-loan volumes and spreads; a defensible through-cycle ROA for this mix is likely closer to 3-3.5%. Management guides 4.2-4.7% but that assumes the gold environment holds.</w:t>
+      </w:r>
+    </w:p>
+    <w:p>
+      <w:pPr>
+        <w:spacing w:after="60" w:before="120"/>
+      </w:pPr>
+      <w:r>
+        <w:rPr>
+          <w:b/>
+          <w:bCs/>
+          <w:sz w:val="20"/>
+          <w:szCs w:val="20"/>
+        </w:rPr>
+        <w:t xml:space="preserve">Growth trajectory: </w:t>
+      </w:r>
+      <w:r>
+        <w:rPr>
+          <w:b w:val="false"/>
+          <w:bCs w:val="false"/>
+          <w:sz w:val="20"/>
+          <w:szCs w:val="20"/>
+        </w:rPr>
+        <w:t xml:space="preserve">YoY growth rate is accelerating</w:t>
+      </w:r>
+    </w:p>
+    <w:p>
+      <w:pPr>
+        <w:spacing w:after="120"/>
+      </w:pPr>
+      <w:r>
+        <w:rPr>
+          <w:color w:val="666666"/>
+          <w:sz w:val="18"/>
+          <w:szCs w:val="18"/>
+        </w:rPr>
+        <w:t xml:space="preserve">AUM YoY: ~+47% (Q3 FY26) -&gt; +60% (FY26) -&gt; +62% (Q1 FY27). PAT YoY: +98% (FY26) -&gt; +102% (Q1 FY27). ROAE: ~12.6% -&gt; 15% -&gt; 16.5% -&gt; 19.1%. Still climbing on all three.</w:t>
+      </w:r>
+    </w:p>
+    <w:p>
+      <w:pPr>
+        <w:spacing w:after="120"/>
+      </w:pPr>
+      <w:r>
+        <w:rPr>
+          <w:color w:val="666666"/>
+          <w:sz w:val="18"/>
+          <w:szCs w:val="18"/>
+        </w:rPr>
+        <w:t xml:space="preserve">Reverse P/E: ~24x TTM only needs ~25-30% EPS CAGR to justify vs a 25x exit; Capri is printing ~100% - the multiple is pricing a steep slowdown, which is the source of the upside if the gold cycle holds.</w:t>
+      </w:r>
+    </w:p>
+    <w:p>
+      <w:pPr>
+        <w:spacing w:after="120"/>
+      </w:pPr>
+      <w:r>
+        <w:rPr>
+          <w:b/>
+          <w:bCs/>
+          <w:sz w:val="20"/>
+          <w:szCs w:val="20"/>
+        </w:rPr>
+        <w:t xml:space="preserve">Management quality (TVGP's "P"):</w:t>
+      </w:r>
+    </w:p>
+    <w:tbl>
+      <w:tblPr>
+        <w:tblW w:type="dxa" w:w="9000"/>
+        <w:tblBorders>
+          <w:top w:val="single" w:color="auto" w:sz="4"/>
+          <w:left w:val="single" w:color="auto" w:sz="4"/>
+          <w:bottom w:val="single" w:color="auto" w:sz="4"/>
+          <w:right w:val="single" w:color="auto" w:sz="4"/>
+          <w:insideH w:val="single" w:color="auto" w:sz="4"/>
+          <w:insideV w:val="single" w:color="auto" w:sz="4"/>
+        </w:tblBorders>
+      </w:tblPr>
+      <w:tblGrid>
+        <w:gridCol w:w="3200"/>
+        <w:gridCol w:w="5800"/>
+      </w:tblGrid>
+      <w:tr>
+        <w:tc>
+          <w:tcPr>
+            <w:tcW w:type="dxa" w:w="3200"/>
+            <w:shd w:fill="F2F2F2" w:val="clear"/>
+          </w:tcPr>
+          <w:p>
+            <w:r>
+              <w:rPr>
+                <w:b/>
+                <w:bCs/>
+              </w:rPr>
+              <w:t xml:space="preserve">Assessment</w:t>
+            </w:r>
+          </w:p>
+        </w:tc>
+        <w:tc>
+          <w:tcPr>
+            <w:tcW w:type="dxa" w:w="5800"/>
+          </w:tcPr>
+          <w:p>
+            <w:r>
+              <w:t xml:space="preserve">neutral</w:t>
+            </w:r>
+          </w:p>
+        </w:tc>
+      </w:tr>
+      <w:tr>
+        <w:tc>
+          <w:tcPr>
+            <w:tcW w:type="dxa" w:w="3200"/>
+            <w:shd w:fill="F2F2F2" w:val="clear"/>
+          </w:tcPr>
+          <w:p>
+            <w:r>
+              <w:rPr>
+                <w:b/>
+                <w:bCs/>
+              </w:rPr>
+              <w:t xml:space="preserve">Capital allocation</w:t>
+            </w:r>
+          </w:p>
+        </w:tc>
+        <w:tc>
+          <w:tcPr>
+            <w:tcW w:type="dxa" w:w="5800"/>
+          </w:tcPr>
+          <w:p>
+            <w:r>
+              <w:t xml:space="preserve">Reinvesting at rising incremental ROE (ROAE 12.6% -&gt; 19.1% over ~18m); all growth in lending adjacencies + insurance distribution, no unrelated diversification; ample capital (CAR ~30%+), no opportunistic dilution. (disciplined)</w:t>
+            </w:r>
+          </w:p>
+        </w:tc>
+      </w:tr>
+      <w:tr>
+        <w:tc>
+          <w:tcPr>
+            <w:tcW w:type="dxa" w:w="3200"/>
+            <w:shd w:fill="F2F2F2" w:val="clear"/>
+          </w:tcPr>
+          <w:p>
+            <w:r>
+              <w:rPr>
+                <w:b/>
+                <w:bCs/>
+              </w:rPr>
+              <w:t xml:space="preserve">Related-party trend</w:t>
+            </w:r>
+          </w:p>
+        </w:tc>
+        <w:tc>
+          <w:tcPr>
+            <w:tcW w:type="dxa" w:w="5800"/>
+          </w:tcPr>
+          <w:p>
+            <w:r>
+              <w:t xml:space="preserve">unclear</w:t>
+            </w:r>
+          </w:p>
+        </w:tc>
+      </w:tr>
+      <w:tr>
+        <w:tc>
+          <w:tcPr>
+            <w:tcW w:type="dxa" w:w="3200"/>
+            <w:shd w:fill="F2F2F2" w:val="clear"/>
+          </w:tcPr>
+          <w:p>
+            <w:r>
+              <w:rPr>
+                <w:b/>
+                <w:bCs/>
+              </w:rPr>
+              <w:t xml:space="preserve">Guidance credibility</w:t>
+            </w:r>
+          </w:p>
+        </w:tc>
+        <w:tc>
+          <w:tcPr>
+            <w:tcW w:type="dxa" w:w="5800"/>
+          </w:tcPr>
+          <w:p>
+            <w:r>
+              <w:t xml:space="preserve">reliable</w:t>
+            </w:r>
+          </w:p>
+        </w:tc>
+      </w:tr>
+      <w:tr>
+        <w:tc>
+          <w:tcPr>
+            <w:tcW w:type="dxa" w:w="3200"/>
+            <w:shd w:fill="F2F2F2" w:val="clear"/>
+          </w:tcPr>
+          <w:p>
+            <w:r>
+              <w:rPr>
+                <w:b/>
+                <w:bCs/>
+              </w:rPr>
+              <w:t xml:space="preserve">Shareholder returns</w:t>
+            </w:r>
+          </w:p>
+        </w:tc>
+        <w:tc>
+          <w:tcPr>
+            <w:tcW w:type="dxa" w:w="5800"/>
+          </w:tcPr>
+          <w:p>
+            <w:r>
+              <w:t xml:space="preserve">none</w:t>
+            </w:r>
+          </w:p>
+        </w:tc>
+      </w:tr>
+      <w:tr>
+        <w:tc>
+          <w:tcPr>
+            <w:tcW w:type="dxa" w:w="3200"/>
+            <w:shd w:fill="F2F2F2" w:val="clear"/>
+          </w:tcPr>
+          <w:p>
+            <w:r>
+              <w:rPr>
+                <w:b/>
+                <w:bCs/>
+              </w:rPr>
+              <w:t xml:space="preserve">Capability ladder / VAP</w:t>
+            </w:r>
+          </w:p>
+        </w:tc>
+        <w:tc>
+          <w:tcPr>
+            <w:tcW w:type="dxa" w:w="5800"/>
+          </w:tcPr>
+          <w:p>
+            <w:r>
+              <w:t xml:space="preserve">—</w:t>
+            </w:r>
+          </w:p>
+        </w:tc>
+      </w:tr>
+    </w:tbl>
+    <w:p>
+      <w:pPr>
+        <w:spacing w:after="120"/>
+      </w:pPr>
+      <w:r>
+        <w:rPr>
+          <w:b/>
+          <w:bCs/>
+          <w:sz w:val="20"/>
+          <w:szCs w:val="20"/>
+        </w:rPr>
+        <w:t xml:space="preserve">Quality metrics (ROCE · debt · FCF · margin · capex):</w:t>
+      </w:r>
+    </w:p>
+    <w:tbl>
+      <w:tblPr>
+        <w:tblW w:type="dxa" w:w="9000"/>
+        <w:tblBorders>
+          <w:top w:val="single" w:color="auto" w:sz="4"/>
+          <w:left w:val="single" w:color="auto" w:sz="4"/>
+          <w:bottom w:val="single" w:color="auto" w:sz="4"/>
+          <w:right w:val="single" w:color="auto" w:sz="4"/>
+          <w:insideH w:val="single" w:color="auto" w:sz="4"/>
+          <w:insideV w:val="single" w:color="auto" w:sz="4"/>
+        </w:tblBorders>
+      </w:tblPr>
+      <w:tblGrid>
+        <w:gridCol w:w="3200"/>
+        <w:gridCol w:w="5800"/>
+      </w:tblGrid>
+      <w:tr>
+        <w:tc>
+          <w:tcPr>
+            <w:tcW w:type="dxa" w:w="3200"/>
+            <w:shd w:fill="F2F2F2" w:val="clear"/>
+          </w:tcPr>
+          <w:p>
+            <w:r>
+              <w:rPr>
+                <w:b/>
+                <w:bCs/>
+              </w:rPr>
+              <w:t xml:space="preserve">Assessment</w:t>
+            </w:r>
+          </w:p>
+        </w:tc>
+        <w:tc>
+          <w:tcPr>
+            <w:tcW w:type="dxa" w:w="5800"/>
+          </w:tcPr>
+          <w:p>
+            <w:r>
+              <w:t xml:space="preserve">positive</w:t>
+            </w:r>
+          </w:p>
+        </w:tc>
+      </w:tr>
+      <w:tr>
+        <w:tc>
+          <w:tcPr>
+            <w:tcW w:type="dxa" w:w="3200"/>
+            <w:shd w:fill="F2F2F2" w:val="clear"/>
+          </w:tcPr>
+          <w:p>
+            <w:r>
+              <w:rPr>
+                <w:b/>
+                <w:bCs/>
+              </w:rPr>
+              <w:t xml:space="preserve">ROCE</w:t>
+            </w:r>
+          </w:p>
+        </w:tc>
+        <w:tc>
+          <w:tcPr>
+            <w:tcW w:type="dxa" w:w="5800"/>
+          </w:tcPr>
+          <w:p>
+            <w:r>
+              <w:t xml:space="preserve">19.1% (improving)</w:t>
+            </w:r>
+          </w:p>
+        </w:tc>
+      </w:tr>
+      <w:tr>
+        <w:tc>
+          <w:tcPr>
+            <w:tcW w:type="dxa" w:w="3200"/>
+            <w:shd w:fill="F2F2F2" w:val="clear"/>
+          </w:tcPr>
+          <w:p>
+            <w:r>
+              <w:rPr>
+                <w:b/>
+                <w:bCs/>
+              </w:rPr>
+              <w:t xml:space="preserve">Leverage</w:t>
+            </w:r>
+          </w:p>
+        </w:tc>
+        <w:tc>
+          <w:tcPr>
+            <w:tcW w:type="dxa" w:w="5800"/>
+          </w:tcPr>
+          <w:p>
+            <w:r>
+              <w:t xml:space="preserve">—</w:t>
+            </w:r>
+          </w:p>
+        </w:tc>
+      </w:tr>
+      <w:tr>
+        <w:tc>
+          <w:tcPr>
+            <w:tcW w:type="dxa" w:w="3200"/>
+            <w:shd w:fill="F2F2F2" w:val="clear"/>
+          </w:tcPr>
+          <w:p>
+            <w:r>
+              <w:rPr>
+                <w:b/>
+                <w:bCs/>
+              </w:rPr>
+              <w:t xml:space="preserve">FCF conversion</w:t>
+            </w:r>
+          </w:p>
+        </w:tc>
+        <w:tc>
+          <w:tcPr>
+            <w:tcW w:type="dxa" w:w="5800"/>
+          </w:tcPr>
+          <w:p>
+            <w:r>
+              <w:t xml:space="preserve">—</w:t>
+            </w:r>
+          </w:p>
+        </w:tc>
+      </w:tr>
+      <w:tr>
+        <w:tc>
+          <w:tcPr>
+            <w:tcW w:type="dxa" w:w="3200"/>
+            <w:shd w:fill="F2F2F2" w:val="clear"/>
+          </w:tcPr>
+          <w:p>
+            <w:r>
+              <w:rPr>
+                <w:b/>
+                <w:bCs/>
+              </w:rPr>
+              <w:t xml:space="preserve">Margin trend</w:t>
+            </w:r>
+          </w:p>
+        </w:tc>
+        <w:tc>
+          <w:tcPr>
+            <w:tcW w:type="dxa" w:w="5800"/>
+          </w:tcPr>
+          <w:p>
+            <w:r>
+              <w:t xml:space="preserve">expanding</w:t>
+            </w:r>
+          </w:p>
+        </w:tc>
+      </w:tr>
+      <w:tr>
+        <w:tc>
+          <w:tcPr>
+            <w:tcW w:type="dxa" w:w="3200"/>
+            <w:shd w:fill="F2F2F2" w:val="clear"/>
+          </w:tcPr>
+          <w:p>
+            <w:r>
+              <w:rPr>
+                <w:b/>
+                <w:bCs/>
+              </w:rPr>
+              <w:t xml:space="preserve">Capex efficiency</w:t>
+            </w:r>
+          </w:p>
+        </w:tc>
+        <w:tc>
+          <w:tcPr>
+            <w:tcW w:type="dxa" w:w="5800"/>
+          </w:tcPr>
+          <w:p>
+            <w:r>
+              <w:t xml:space="preserve">productive</w:t>
+            </w:r>
+          </w:p>
+        </w:tc>
+      </w:tr>
+    </w:tbl>
+    <w:p>
+      <w:pPr>
+        <w:spacing w:after="60" w:before="120"/>
+      </w:pPr>
+      <w:r>
+        <w:rPr>
+          <w:b/>
+          <w:bCs/>
+          <w:sz w:val="20"/>
+          <w:szCs w:val="20"/>
+        </w:rPr>
+        <w:t xml:space="preserve">Track record (Coffee Can persistence check): </w:t>
+      </w:r>
+      <w:r>
+        <w:rPr>
+          <w:sz w:val="20"/>
+          <w:szCs w:val="20"/>
+        </w:rPr>
+        <w:t xml:space="preserve">cleared revenue growth ≥10% AND ROCE ≥15% in 2 of the last 5 years (consistency_score 40)</w:t>
+      </w:r>
+    </w:p>
+    <w:p>
+      <w:pPr>
+        <w:spacing w:after="120"/>
+      </w:pPr>
+      <w:r>
+        <w:rPr>
+          <w:color w:val="666666"/>
+          <w:sz w:val="18"/>
+          <w:szCs w:val="18"/>
+        </w:rPr>
+        <w:t xml:space="preserve">Revenue/AUM grew &gt;10% every year, but ROE was sub-15% (low-to-mid teens) through the pre-inflection years FY23-FY25; the 15% ROE bar was only cleared in FY26 (ROAE 16.5%) and Q1 FY27 (19.1%). ~2 of 5 verifiable years cleared both bars - the consistency profile is early, not established.</w:t>
       </w:r>
     </w:p>
     <w:p>
@@ -555,7 +2854,7 @@
           <w:sz w:val="20"/>
           <w:szCs w:val="20"/>
         </w:rPr>
-        <w:t xml:space="preserve">4-box gate — tailwind: yes · TAM: weak · moat: weak · valuation: no  (score 2 / 4)</w:t>
+        <w:t xml:space="preserve">4-box gate — tailwind: yes · TAM: weak · moat: weak · valuation: weak  (score 2.5 / 4)</w:t>
       </w:r>
     </w:p>
     <w:p>
@@ -570,7 +2869,7 @@
           <w:sz w:val="20"/>
           <w:szCs w:val="20"/>
         </w:rPr>
-        <w:t xml:space="preserve">tailwind yes (gold-price supercycle + broad-based credit-penetration growth across MSME/housing/gold, a live theme). tam weak (Rs 26,000 Cr already; a literal 10x would require becoming one of India's largest NBFCs — arithmetic headroom exists but is a stretch, not a clean case). moat weak (execution/platform edge, but gold-loan and MSME lending are competitive with Muthoot, Manappuram, IIFL and others). valuation no (near all-time high after a ~70% 6-month run; the re-rating is substantially underway). Score 2.0 -&gt; per the decision table this would default to 'neither', BUT the growth here is genuinely un-ignorable (AUM +62%, PAT +102%, ROE nearly doubling in 18 months, evidenced not projected) -- taking the phrase's carve-out exception: thesis_fit allowed as 10x-in-2-3-years, conviction capped at Medium with an 'unconfirmed' caveat given the valuation box is a clean 'no'.</w:t>
+        <w:t xml:space="preserve">tailwind yes (gold-price supercycle + broad retail-credit penetration, a live priority-2 theme). tam weak (Rs 26,000 Cr mcap already; a literal 10x needs Capri to become a top-5 Indian NBFC - arithmetic headroom exists but is a stretch in 2-3 years). moat weak (execution/operating-leverage edge, but gold-loan and MSME lending are competitive with Muthoot/Manappuram/IIFL). valuation weak (upgraded from 'no': at ~24x TTM / ~18x forward on a book growing 60%+ with 19% ROE, the multiple is NOT pricing the thesis in - but the stock is at an all-time high so there is no price margin of safety). score 2.5 -&gt; growth-magnitude exception invoked in verdict_reasoning (AUM +62%, PAT +102%, ROE still climbing - evidenced not projected) -&gt; thesis_fit '10x-in-2-3-years' permitted.</w:t>
       </w:r>
     </w:p>
     <w:p>
@@ -605,46 +2904,59 @@
         <w:spacing w:after="60"/>
       </w:pPr>
       <w:r>
-        <w:t xml:space="preserve">External-lead (tier 4.5, @StocksAndStoics). Live-theme match: 'Gold financiers' (priority 2) — direct hit, gold loans are now 46% of AUM and the primary growth engine. four_box score 2.0, but the growth-magnitude exception (phrase's carve-out: 'un-ignorable' evidenced growth) is invoked in writing here per the decision table -&gt; thesis_fit '10x-in-2-3-years' permitted, conviction capped at Medium with an unconfirmed caveat (the valuation box is a clean 'no' at near-all-time-highs, so the label reflects the trajectory, not an entry-price judgment).</w:t>
-      </w:r>
-    </w:p>
-    <w:p>
-      <w:pPr>
-        <w:pStyle w:val="ListParagraph"/>
-        <w:numPr>
-          <w:ilvl w:val="0"/>
-          <w:numId w:val="1"/>
-        </w:numPr>
-        <w:spacing w:after="60"/>
-      </w:pPr>
-      <w:r>
-        <w:t xml:space="preserve">Conviction Medium (not higher): the fundamental acceleration is real and evidenced, but (a) the stock has already re-rated substantially, reducing the margin of safety, and (b) the unresolved founder-identity governance question, while unconfirmed, was never answered on-thread and should be independently verified before any material sizing decision.</w:t>
-      </w:r>
-    </w:p>
-    <w:p>
-      <w:pPr>
-        <w:pStyle w:val="ListParagraph"/>
-        <w:numPr>
-          <w:ilvl w:val="0"/>
-          <w:numId w:val="1"/>
-        </w:numPr>
-        <w:spacing w:after="60"/>
-      </w:pPr>
-      <w:r>
-        <w:t xml:space="preserve">No red_flag_tier set — the governance question did not clear the bar for AVOID/EXCLUDE/HIGH CAUTION given no verified link and no active order found, but it is explicitly flagged for follow-up diligence.</w:t>
-      </w:r>
-    </w:p>
-    <w:p>
-      <w:pPr>
-        <w:pStyle w:val="ListParagraph"/>
-        <w:numPr>
-          <w:ilvl w:val="0"/>
-          <w:numId w:val="1"/>
-        </w:numPr>
-        <w:spacing w:after="60"/>
-      </w:pPr>
-      <w:r>
-        <w:t xml:space="preserve">revisit_after_30d: true (conviction Medium-High/High AND no red flag AND thesis_fit != neither is the stated rule; conviction here is Medium not Medium-High, so per the literal rule this does NOT qualify for the automatic flag — left false; recommend manual tracking given the live re-rating regardless).</w:t>
+        <w:t xml:space="preserve">External-lead (tier 4.5, @StocksAndStoics). Live-theme match: 'Gold financiers' (priority 2) - direct hit; gold loans are ~46% of AUM and the primary growth engine (+111% YoY). four_box score 2.5, growth-magnitude exception invoked in writing (un-ignorable evidenced growth) -&gt; thesis_fit '10x-in-2-3-years' permitted.</w:t>
+      </w:r>
+    </w:p>
+    <w:p>
+      <w:pPr>
+        <w:pStyle w:val="ListParagraph"/>
+        <w:numPr>
+          <w:ilvl w:val="0"/>
+          <w:numId w:val="1"/>
+        </w:numPr>
+        <w:spacing w:after="60"/>
+      </w:pPr>
+      <w:r>
+        <w:t xml:space="preserve">Conviction raised Medium -&gt; Medium-High: four-plus quarters of evidenced acceleration (AUM +62%, PAT +102%, ROAE 12.6% -&gt; 19.1%), a RAISED FY28 AUM target (Rs 65,000 Cr) from a management that has been beating, and - importantly - a multiple that has NOT run away (~24x TTM / ~18x forward), which materially weakens the prior 'the re-rating is done' concern.</w:t>
+      </w:r>
+    </w:p>
+    <w:p>
+      <w:pPr>
+        <w:pStyle w:val="ListParagraph"/>
+        <w:numPr>
+          <w:ilvl w:val="0"/>
+          <w:numId w:val="1"/>
+        </w:numPr>
+        <w:spacing w:after="60"/>
+      </w:pPr>
+      <w:r>
+        <w:t xml:space="preserve">Held below High by: (a) an unresolved (unconfirmed) founder-identity governance question never answered on the VP thread - independently verify the promoter bio before any material sizing; (b) rising gold-loan concentration (~46% of AUM) making the growth engine increasingly single-product and gold-price-sensitive; (c) construction-finance GNPA drifting up (0.3% -&gt; 0.7%).</w:t>
+      </w:r>
+    </w:p>
+    <w:p>
+      <w:pPr>
+        <w:pStyle w:val="ListParagraph"/>
+        <w:numPr>
+          <w:ilvl w:val="0"/>
+          <w:numId w:val="1"/>
+        </w:numPr>
+        <w:spacing w:after="60"/>
+      </w:pPr>
+      <w:r>
+        <w:t xml:space="preserve">No red_flag_tier - the governance question does not clear the AVOID/EXCLUDE/HIGH CAUTION bar (no verified link, no active order), but it is explicitly flagged for follow-up.</w:t>
+      </w:r>
+    </w:p>
+    <w:p>
+      <w:pPr>
+        <w:pStyle w:val="ListParagraph"/>
+        <w:numPr>
+          <w:ilvl w:val="0"/>
+          <w:numId w:val="1"/>
+        </w:numPr>
+        <w:spacing w:after="60"/>
+      </w:pPr>
+      <w:r>
+        <w:t xml:space="preserve">peak_margin_risk set true: ROAA ~4.1% is partly gold-price-cyclical; a defensible through-cycle ROA is likely nearer 3-3.5%. This applies a haircut in the expectation-gap score, which is appropriate given the gap_direction is 'partially-priced'.</w:t>
       </w:r>
     </w:p>
     <w:p>

--- a/projects/valuepickr-open-screen/docs/Capri Global Capital.docx
+++ b/projects/valuepickr-open-screen/docs/Capri Global Capital.docx
@@ -2975,6 +2975,168 @@
           <w:szCs w:val="18"/>
         </w:rPr>
         <w:t xml:space="preserve">This is independent research and analysis for informational purposes only, not personalized financial or investment advice. Past multi-bagger performance and forum/social sentiment are not indicators of future returns. Do your own due diligence before investing.</w:t>
+      </w:r>
+    </w:p>
+    <w:p/>
+    <w:p>
+      <w:r>
+        <w:rPr>
+          <w:b/>
+          <w:sz w:val="28"/>
+        </w:rPr>
+        <w:t>🔄 RESEARCH UPDATE - 2026-10-05</w:t>
+      </w:r>
+    </w:p>
+    <w:p>
+      <w:r>
+        <w:rPr>
+          <w:b/>
+        </w:rPr>
+        <w:t>📊 Key Metrics:</w:t>
+      </w:r>
+    </w:p>
+    <w:p>
+      <w:pPr>
+        <w:ind w:left="360"/>
+      </w:pPr>
+      <w:r>
+        <w:t xml:space="preserve">  • Company: Capri Global Capital Ltd</w:t>
+      </w:r>
+    </w:p>
+    <w:p>
+      <w:pPr>
+        <w:ind w:left="360"/>
+      </w:pPr>
+      <w:r>
+        <w:t xml:space="preserve">  • Conviction: Medium-High</w:t>
+      </w:r>
+    </w:p>
+    <w:p>
+      <w:pPr>
+        <w:ind w:left="360"/>
+      </w:pPr>
+      <w:r>
+        <w:t xml:space="preserve">  • Thesis: 10x-in-2-3-years</w:t>
+      </w:r>
+    </w:p>
+    <w:p>
+      <w:pPr>
+        <w:ind w:left="360"/>
+      </w:pPr>
+      <w:r>
+        <w:t xml:space="preserve">  • 4-Box Score: 2.5</w:t>
+      </w:r>
+    </w:p>
+    <w:p>
+      <w:pPr>
+        <w:ind w:left="360"/>
+      </w:pPr>
+      <w:r>
+        <w:t xml:space="preserve">  • Research Date: 2026-09-08</w:t>
+      </w:r>
+    </w:p>
+    <w:p>
+      <w:pPr>
+        <w:ind w:left="360"/>
+      </w:pPr>
+      <w:r>
+        <w:t xml:space="preserve">  • Red Flag: None</w:t>
+      </w:r>
+    </w:p>
+    <w:p/>
+    <w:p>
+      <w:r>
+        <w:rPr>
+          <w:b/>
+        </w:rPr>
+        <w:t>📝 Verdict:</w:t>
+      </w:r>
+    </w:p>
+    <w:p>
+      <w:pPr>
+        <w:ind w:left="360"/>
+      </w:pPr>
+    </w:p>
+    <w:p/>
+    <w:p>
+      <w:r>
+        <w:rPr>
+          <w:b/>
+        </w:rPr>
+        <w:t>📈 Bull Case:</w:t>
+      </w:r>
+    </w:p>
+    <w:p>
+      <w:pPr>
+        <w:ind w:left="360"/>
+      </w:pPr>
+      <w:r>
+        <w:t>AUM +62% YoY and PAT +102% YoY with ROE inflecting from ~12.6% to a guided 19-21% by FY28 — a genuine, evidenced acceleration, not a promise</w:t>
+      </w:r>
+    </w:p>
+    <w:p>
+      <w:pPr>
+        <w:ind w:left="360"/>
+      </w:pPr>
+      <w:r>
+        <w:t>Gold-loan supercycle exposure (46% of AUM, +111% YoY) ties directly into the live priority-2 'gold financiers' theme (gold price at all-time highs -&gt; PAT)</w:t>
+      </w:r>
+    </w:p>
+    <w:p>
+      <w:pPr>
+        <w:ind w:left="360"/>
+      </w:pPr>
+      <w:r>
+        <w:t>AI-first, platform-centric lending model showing real operating leverage (disbursements +87% YoY vs. headcount +19% YoY)</w:t>
+      </w:r>
+    </w:p>
+    <w:p>
+      <w:pPr>
+        <w:ind w:left="360"/>
+      </w:pPr>
+      <w:r>
+        <w:t>Ample capital (CAR ~30%+) to keep funding the growth without near-term dilution pressure</w:t>
+      </w:r>
+    </w:p>
+    <w:p/>
+    <w:p>
+      <w:r>
+        <w:rPr>
+          <w:b/>
+        </w:rPr>
+        <w:t>📉 Bear Case:</w:t>
+      </w:r>
+    </w:p>
+    <w:p>
+      <w:pPr>
+        <w:ind w:left="360"/>
+      </w:pPr>
+      <w:r>
+        <w:t>Stock already up ~70% in 6 months to near its all-time high — much of the acceleration story is priced in, leaving less margin of safety for new capital</w:t>
+      </w:r>
+    </w:p>
+    <w:p>
+      <w:pPr>
+        <w:ind w:left="360"/>
+      </w:pPr>
+      <w:r>
+        <w:t>Construction-finance GNPA rising (0.3% -&gt; 0.7%), a segment with a history of lumpiness for this company specifically</w:t>
+      </w:r>
+    </w:p>
+    <w:p>
+      <w:pPr>
+        <w:ind w:left="360"/>
+      </w:pPr>
+      <w:r>
+        <w:t>An unresolved (if unconfirmed) governance question about the founder's identity/history was raised on the VP thread and never answered</w:t>
+      </w:r>
+    </w:p>
+    <w:p>
+      <w:pPr>
+        <w:ind w:left="360"/>
+      </w:pPr>
+      <w:r>
+        <w:t>Diversified NBFC model (gold + MSME + housing + construction + car loans) is complex to underwrite from outside; gold-loan concentration risk rises as that segment becomes the dominant growth driver</w:t>
       </w:r>
     </w:p>
     <w:sectPr>
